--- a/Задание 1. Семчена, Сивцов.docx
+++ b/Задание 1. Семчена, Сивцов.docx
@@ -914,20 +914,7 @@
           <w:rFonts w:ascii="Times New Roman" w:hAnsi="Times New Roman"/>
         </w:rPr>
         <w:lastRenderedPageBreak/>
-        <w:t xml:space="preserve">Расчет метрик Холстеда для программы, демонстрирующей работу операторов языка </w:t>
-      </w:r>
-      <w:r>
-        <w:rPr>
-          <w:rFonts w:ascii="Times New Roman" w:hAnsi="Times New Roman"/>
-          <w:lang w:val="en-US"/>
-        </w:rPr>
-        <w:t>Swift</w:t>
-      </w:r>
-      <w:r>
-        <w:rPr>
-          <w:rFonts w:ascii="Times New Roman" w:hAnsi="Times New Roman"/>
-        </w:rPr>
-        <w:t>.</w:t>
+        <w:t>Цель: Изучить метрики размера программ на примере метрики Холстеда</w:t>
       </w:r>
     </w:p>
     <w:p>
@@ -941,20 +928,47 @@
         <w:rPr>
           <w:rFonts w:ascii="Times New Roman" w:hAnsi="Times New Roman"/>
         </w:rPr>
-        <w:t xml:space="preserve">Код анализируемой программы, написанный на языке </w:t>
-      </w:r>
-      <w:r>
-        <w:rPr>
-          <w:rFonts w:ascii="Times New Roman" w:hAnsi="Times New Roman"/>
-          <w:lang w:val="en-US"/>
-        </w:rPr>
-        <w:t>Swift</w:t>
-      </w:r>
-      <w:r>
-        <w:rPr>
-          <w:rFonts w:ascii="Times New Roman" w:hAnsi="Times New Roman"/>
-        </w:rPr>
-        <w:t>:</w:t>
+        <w:t>Задание: Написать программу-</w:t>
+      </w:r>
+      <w:proofErr w:type="spellStart"/>
+      <w:r>
+        <w:rPr>
+          <w:rFonts w:ascii="Times New Roman" w:hAnsi="Times New Roman"/>
+        </w:rPr>
+        <w:t>парсер</w:t>
+      </w:r>
+      <w:proofErr w:type="spellEnd"/>
+      <w:r>
+        <w:rPr>
+          <w:rFonts w:ascii="Times New Roman" w:hAnsi="Times New Roman"/>
+        </w:rPr>
+        <w:t xml:space="preserve">. </w:t>
+      </w:r>
+      <w:proofErr w:type="spellStart"/>
+      <w:r>
+        <w:rPr>
+          <w:rFonts w:ascii="Times New Roman" w:hAnsi="Times New Roman"/>
+        </w:rPr>
+        <w:t>Парсер</w:t>
+      </w:r>
+      <w:proofErr w:type="spellEnd"/>
+      <w:r>
+        <w:rPr>
+          <w:rFonts w:ascii="Times New Roman" w:hAnsi="Times New Roman"/>
+        </w:rPr>
+        <w:t xml:space="preserve"> может быть реализован на любом языке программирования и должен иметь графический интерфейс. Для анализа взять код на заданном языке. На основе анализа программа должна рассчитать метрики Холстеда согла</w:t>
+      </w:r>
+      <w:r>
+        <w:rPr>
+          <w:rFonts w:ascii="Times New Roman" w:hAnsi="Times New Roman"/>
+        </w:rPr>
+        <w:t xml:space="preserve">сно примера 1 в материале выше: </w:t>
+      </w:r>
+      <w:r>
+        <w:rPr>
+          <w:rFonts w:ascii="Times New Roman" w:hAnsi="Times New Roman"/>
+        </w:rPr>
+        <w:t>6 базовых и 3 расширенных. Результат работы программы - таблица, как в примере, в которой должны отображаться 6 основных метрик Холстеда. Отдельно выводятся 3 расширенные метрики.</w:t>
       </w:r>
     </w:p>
     <w:p>
@@ -972,27 +986,30 @@
           <w:rFonts w:ascii="Times New Roman" w:hAnsi="Times New Roman"/>
         </w:rPr>
       </w:pPr>
-      <w:proofErr w:type="gramStart"/>
-      <w:r>
-        <w:rPr>
-          <w:rFonts w:ascii="Times New Roman" w:hAnsi="Times New Roman"/>
-          <w:lang w:val="en-US"/>
-        </w:rPr>
-        <w:t>import</w:t>
-      </w:r>
-      <w:proofErr w:type="gramEnd"/>
-      <w:r>
-        <w:rPr>
-          <w:rFonts w:ascii="Times New Roman" w:hAnsi="Times New Roman"/>
-        </w:rPr>
-        <w:t xml:space="preserve"> </w:t>
-      </w:r>
-      <w:r>
-        <w:rPr>
-          <w:rFonts w:ascii="Times New Roman" w:hAnsi="Times New Roman"/>
-          <w:lang w:val="en-US"/>
-        </w:rPr>
-        <w:t>Foundation</w:t>
+      <w:r>
+        <w:rPr>
+          <w:rFonts w:ascii="Times New Roman" w:hAnsi="Times New Roman"/>
+        </w:rPr>
+        <w:t>В данной работе представлен р</w:t>
+      </w:r>
+      <w:r>
+        <w:rPr>
+          <w:rFonts w:ascii="Times New Roman" w:hAnsi="Times New Roman"/>
+        </w:rPr>
+        <w:t xml:space="preserve">асчет метрик Холстеда для программы, демонстрирующей работу операторов языка </w:t>
+      </w:r>
+      <w:r>
+        <w:rPr>
+          <w:rFonts w:ascii="Times New Roman" w:hAnsi="Times New Roman"/>
+          <w:lang w:val="en-US"/>
+        </w:rPr>
+        <w:t>Swift</w:t>
+      </w:r>
+      <w:r>
+        <w:rPr>
+          <w:rFonts w:ascii="Times New Roman" w:hAnsi="Times New Roman"/>
+        </w:rPr>
+        <w:t>.</w:t>
       </w:r>
     </w:p>
     <w:p>
@@ -1008,74 +1025,26 @@
         <w:spacing w:before="0" w:beforeAutospacing="0" w:after="0" w:afterAutospacing="0" w:line="320" w:lineRule="exact"/>
         <w:rPr>
           <w:rFonts w:ascii="Times New Roman" w:hAnsi="Times New Roman"/>
-          <w:lang w:val="en-US"/>
         </w:rPr>
       </w:pPr>
-      <w:proofErr w:type="spellStart"/>
-      <w:proofErr w:type="gramStart"/>
-      <w:r>
-        <w:rPr>
-          <w:rFonts w:ascii="Times New Roman" w:hAnsi="Times New Roman"/>
-          <w:lang w:val="en-US"/>
-        </w:rPr>
-        <w:t>func</w:t>
-      </w:r>
-      <w:proofErr w:type="spellEnd"/>
-      <w:proofErr w:type="gramEnd"/>
-      <w:r>
-        <w:rPr>
-          <w:rFonts w:ascii="Times New Roman" w:hAnsi="Times New Roman"/>
-          <w:lang w:val="en-US"/>
-        </w:rPr>
-        <w:t xml:space="preserve"> </w:t>
-      </w:r>
-      <w:proofErr w:type="spellStart"/>
-      <w:r>
-        <w:rPr>
-          <w:rFonts w:ascii="Times New Roman" w:hAnsi="Times New Roman"/>
-          <w:lang w:val="en-US"/>
-        </w:rPr>
-        <w:t>demoArithmetic</w:t>
-      </w:r>
-      <w:proofErr w:type="spellEnd"/>
-      <w:r>
-        <w:rPr>
-          <w:rFonts w:ascii="Times New Roman" w:hAnsi="Times New Roman"/>
-          <w:lang w:val="en-US"/>
-        </w:rPr>
-        <w:t xml:space="preserve">(a: </w:t>
-      </w:r>
-      <w:proofErr w:type="spellStart"/>
-      <w:r>
-        <w:rPr>
-          <w:rFonts w:ascii="Times New Roman" w:hAnsi="Times New Roman"/>
-          <w:lang w:val="en-US"/>
-        </w:rPr>
-        <w:t>Int</w:t>
-      </w:r>
-      <w:proofErr w:type="spellEnd"/>
-      <w:r>
-        <w:rPr>
-          <w:rFonts w:ascii="Times New Roman" w:hAnsi="Times New Roman"/>
-          <w:lang w:val="en-US"/>
-        </w:rPr>
-        <w:t xml:space="preserve">, b: </w:t>
-      </w:r>
-      <w:proofErr w:type="spellStart"/>
-      <w:r>
-        <w:rPr>
-          <w:rFonts w:ascii="Times New Roman" w:hAnsi="Times New Roman"/>
-          <w:lang w:val="en-US"/>
-        </w:rPr>
-        <w:t>Int</w:t>
-      </w:r>
-      <w:proofErr w:type="spellEnd"/>
-      <w:r>
-        <w:rPr>
-          <w:rFonts w:ascii="Times New Roman" w:hAnsi="Times New Roman"/>
-          <w:lang w:val="en-US"/>
-        </w:rPr>
-        <w:t>) {</w:t>
+      <w:r>
+        <w:rPr>
+          <w:rFonts w:ascii="Times New Roman" w:hAnsi="Times New Roman"/>
+        </w:rPr>
+        <w:t xml:space="preserve">Код анализируемой программы, написанный на языке </w:t>
+      </w:r>
+      <w:r>
+        <w:rPr>
+          <w:rFonts w:ascii="Times New Roman" w:hAnsi="Times New Roman"/>
+          <w:lang w:val="en-US"/>
+        </w:rPr>
+        <w:t>Swift</w:t>
+      </w:r>
+      <w:r>
+        <w:rPr>
+          <w:rFonts w:ascii="Times New Roman" w:hAnsi="Times New Roman"/>
+        </w:rPr>
+        <w:t>:</w:t>
       </w:r>
     </w:p>
     <w:p>
@@ -1083,286 +1052,6 @@
         <w:spacing w:before="0" w:beforeAutospacing="0" w:after="0" w:afterAutospacing="0" w:line="320" w:lineRule="exact"/>
         <w:rPr>
           <w:rFonts w:ascii="Times New Roman" w:hAnsi="Times New Roman"/>
-          <w:lang w:val="en-US"/>
-        </w:rPr>
-      </w:pPr>
-      <w:r>
-        <w:rPr>
-          <w:rFonts w:ascii="Times New Roman" w:hAnsi="Times New Roman"/>
-          <w:lang w:val="en-US"/>
-        </w:rPr>
-        <w:t xml:space="preserve">    </w:t>
-      </w:r>
-      <w:proofErr w:type="gramStart"/>
-      <w:r>
-        <w:rPr>
-          <w:rFonts w:ascii="Times New Roman" w:hAnsi="Times New Roman"/>
-          <w:lang w:val="en-US"/>
-        </w:rPr>
-        <w:t>print(</w:t>
-      </w:r>
-      <w:proofErr w:type="gramEnd"/>
-      <w:r>
-        <w:rPr>
-          <w:rFonts w:ascii="Times New Roman" w:hAnsi="Times New Roman"/>
-          <w:lang w:val="en-US"/>
-        </w:rPr>
-        <w:t xml:space="preserve">"\n--- </w:t>
-      </w:r>
-      <w:r>
-        <w:rPr>
-          <w:rFonts w:ascii="Times New Roman" w:hAnsi="Times New Roman"/>
-        </w:rPr>
-        <w:t>Арифметические</w:t>
-      </w:r>
-      <w:r>
-        <w:rPr>
-          <w:rFonts w:ascii="Times New Roman" w:hAnsi="Times New Roman"/>
-          <w:lang w:val="en-US"/>
-        </w:rPr>
-        <w:t xml:space="preserve"> ---")</w:t>
-      </w:r>
-    </w:p>
-    <w:p>
-      <w:pPr>
-        <w:spacing w:before="0" w:beforeAutospacing="0" w:after="0" w:afterAutospacing="0" w:line="320" w:lineRule="exact"/>
-        <w:rPr>
-          <w:rFonts w:ascii="Times New Roman" w:hAnsi="Times New Roman"/>
-          <w:lang w:val="en-US"/>
-        </w:rPr>
-      </w:pPr>
-      <w:r>
-        <w:rPr>
-          <w:rFonts w:ascii="Times New Roman" w:hAnsi="Times New Roman"/>
-          <w:lang w:val="en-US"/>
-        </w:rPr>
-        <w:t xml:space="preserve">    </w:t>
-      </w:r>
-      <w:proofErr w:type="gramStart"/>
-      <w:r>
-        <w:rPr>
-          <w:rFonts w:ascii="Times New Roman" w:hAnsi="Times New Roman"/>
-          <w:lang w:val="en-US"/>
-        </w:rPr>
-        <w:t>print(</w:t>
-      </w:r>
-      <w:proofErr w:type="gramEnd"/>
-      <w:r>
-        <w:rPr>
-          <w:rFonts w:ascii="Times New Roman" w:hAnsi="Times New Roman"/>
-          <w:lang w:val="en-US"/>
-        </w:rPr>
-        <w:t>"a + b = \(a + b)")</w:t>
-      </w:r>
-    </w:p>
-    <w:p>
-      <w:pPr>
-        <w:spacing w:before="0" w:beforeAutospacing="0" w:after="0" w:afterAutospacing="0" w:line="320" w:lineRule="exact"/>
-        <w:rPr>
-          <w:rFonts w:ascii="Times New Roman" w:hAnsi="Times New Roman"/>
-          <w:lang w:val="en-US"/>
-        </w:rPr>
-      </w:pPr>
-      <w:r>
-        <w:rPr>
-          <w:rFonts w:ascii="Times New Roman" w:hAnsi="Times New Roman"/>
-          <w:lang w:val="en-US"/>
-        </w:rPr>
-        <w:t xml:space="preserve">    </w:t>
-      </w:r>
-      <w:proofErr w:type="gramStart"/>
-      <w:r>
-        <w:rPr>
-          <w:rFonts w:ascii="Times New Roman" w:hAnsi="Times New Roman"/>
-          <w:lang w:val="en-US"/>
-        </w:rPr>
-        <w:t>print(</w:t>
-      </w:r>
-      <w:proofErr w:type="gramEnd"/>
-      <w:r>
-        <w:rPr>
-          <w:rFonts w:ascii="Times New Roman" w:hAnsi="Times New Roman"/>
-          <w:lang w:val="en-US"/>
-        </w:rPr>
-        <w:t>"a - b = \(a - b)")</w:t>
-      </w:r>
-    </w:p>
-    <w:p>
-      <w:pPr>
-        <w:spacing w:before="0" w:beforeAutospacing="0" w:after="0" w:afterAutospacing="0" w:line="320" w:lineRule="exact"/>
-        <w:rPr>
-          <w:rFonts w:ascii="Times New Roman" w:hAnsi="Times New Roman"/>
-          <w:lang w:val="en-US"/>
-        </w:rPr>
-      </w:pPr>
-      <w:r>
-        <w:rPr>
-          <w:rFonts w:ascii="Times New Roman" w:hAnsi="Times New Roman"/>
-          <w:lang w:val="en-US"/>
-        </w:rPr>
-        <w:t xml:space="preserve">    </w:t>
-      </w:r>
-      <w:proofErr w:type="gramStart"/>
-      <w:r>
-        <w:rPr>
-          <w:rFonts w:ascii="Times New Roman" w:hAnsi="Times New Roman"/>
-          <w:lang w:val="en-US"/>
-        </w:rPr>
-        <w:t>print(</w:t>
-      </w:r>
-      <w:proofErr w:type="gramEnd"/>
-      <w:r>
-        <w:rPr>
-          <w:rFonts w:ascii="Times New Roman" w:hAnsi="Times New Roman"/>
-          <w:lang w:val="en-US"/>
-        </w:rPr>
-        <w:t>"a * b = \(a * b)")</w:t>
-      </w:r>
-    </w:p>
-    <w:p>
-      <w:pPr>
-        <w:spacing w:before="0" w:beforeAutospacing="0" w:after="0" w:afterAutospacing="0" w:line="320" w:lineRule="exact"/>
-        <w:rPr>
-          <w:rFonts w:ascii="Times New Roman" w:hAnsi="Times New Roman"/>
-          <w:lang w:val="en-US"/>
-        </w:rPr>
-      </w:pPr>
-      <w:r>
-        <w:rPr>
-          <w:rFonts w:ascii="Times New Roman" w:hAnsi="Times New Roman"/>
-          <w:lang w:val="en-US"/>
-        </w:rPr>
-        <w:t xml:space="preserve">    </w:t>
-      </w:r>
-      <w:proofErr w:type="gramStart"/>
-      <w:r>
-        <w:rPr>
-          <w:rFonts w:ascii="Times New Roman" w:hAnsi="Times New Roman"/>
-          <w:lang w:val="en-US"/>
-        </w:rPr>
-        <w:t>print(</w:t>
-      </w:r>
-      <w:proofErr w:type="gramEnd"/>
-      <w:r>
-        <w:rPr>
-          <w:rFonts w:ascii="Times New Roman" w:hAnsi="Times New Roman"/>
-          <w:lang w:val="en-US"/>
-        </w:rPr>
-        <w:t>"a / b = \(a / b) (</w:t>
-      </w:r>
-      <w:r>
-        <w:rPr>
-          <w:rFonts w:ascii="Times New Roman" w:hAnsi="Times New Roman"/>
-        </w:rPr>
-        <w:t>целочисленное</w:t>
-      </w:r>
-      <w:r>
-        <w:rPr>
-          <w:rFonts w:ascii="Times New Roman" w:hAnsi="Times New Roman"/>
-          <w:lang w:val="en-US"/>
-        </w:rPr>
-        <w:t>)")</w:t>
-      </w:r>
-    </w:p>
-    <w:p>
-      <w:pPr>
-        <w:spacing w:before="0" w:beforeAutospacing="0" w:after="0" w:afterAutospacing="0" w:line="320" w:lineRule="exact"/>
-        <w:rPr>
-          <w:rFonts w:ascii="Times New Roman" w:hAnsi="Times New Roman"/>
-          <w:lang w:val="en-US"/>
-        </w:rPr>
-      </w:pPr>
-      <w:r>
-        <w:rPr>
-          <w:rFonts w:ascii="Times New Roman" w:hAnsi="Times New Roman"/>
-          <w:lang w:val="en-US"/>
-        </w:rPr>
-        <w:t xml:space="preserve">    </w:t>
-      </w:r>
-      <w:proofErr w:type="gramStart"/>
-      <w:r>
-        <w:rPr>
-          <w:rFonts w:ascii="Times New Roman" w:hAnsi="Times New Roman"/>
-          <w:lang w:val="en-US"/>
-        </w:rPr>
-        <w:t>print(</w:t>
-      </w:r>
-      <w:proofErr w:type="gramEnd"/>
-      <w:r>
-        <w:rPr>
-          <w:rFonts w:ascii="Times New Roman" w:hAnsi="Times New Roman"/>
-          <w:lang w:val="en-US"/>
-        </w:rPr>
-        <w:t>"a % b = \(a % b) (</w:t>
-      </w:r>
-      <w:r>
-        <w:rPr>
-          <w:rFonts w:ascii="Times New Roman" w:hAnsi="Times New Roman"/>
-        </w:rPr>
-        <w:t>остаток</w:t>
-      </w:r>
-      <w:r>
-        <w:rPr>
-          <w:rFonts w:ascii="Times New Roman" w:hAnsi="Times New Roman"/>
-          <w:lang w:val="en-US"/>
-        </w:rPr>
-        <w:t>)")</w:t>
-      </w:r>
-    </w:p>
-    <w:p>
-      <w:pPr>
-        <w:spacing w:before="0" w:beforeAutospacing="0" w:after="0" w:afterAutospacing="0" w:line="320" w:lineRule="exact"/>
-        <w:rPr>
-          <w:rFonts w:ascii="Times New Roman" w:hAnsi="Times New Roman"/>
-          <w:lang w:val="en-US"/>
-        </w:rPr>
-      </w:pPr>
-      <w:r>
-        <w:rPr>
-          <w:rFonts w:ascii="Times New Roman" w:hAnsi="Times New Roman"/>
-          <w:lang w:val="en-US"/>
-        </w:rPr>
-        <w:t xml:space="preserve">    </w:t>
-      </w:r>
-      <w:proofErr w:type="gramStart"/>
-      <w:r>
-        <w:rPr>
-          <w:rFonts w:ascii="Times New Roman" w:hAnsi="Times New Roman"/>
-          <w:lang w:val="en-US"/>
-        </w:rPr>
-        <w:t>print(</w:t>
-      </w:r>
-      <w:proofErr w:type="gramEnd"/>
-      <w:r>
-        <w:rPr>
-          <w:rFonts w:ascii="Times New Roman" w:hAnsi="Times New Roman"/>
-          <w:lang w:val="en-US"/>
-        </w:rPr>
-        <w:t>"-a = \(-a)")</w:t>
-      </w:r>
-    </w:p>
-    <w:p>
-      <w:pPr>
-        <w:spacing w:before="0" w:beforeAutospacing="0" w:after="0" w:afterAutospacing="0" w:line="320" w:lineRule="exact"/>
-        <w:rPr>
-          <w:rFonts w:ascii="Times New Roman" w:hAnsi="Times New Roman"/>
-          <w:lang w:val="en-US"/>
-        </w:rPr>
-      </w:pPr>
-      <w:r>
-        <w:rPr>
-          <w:rFonts w:ascii="Times New Roman" w:hAnsi="Times New Roman"/>
-          <w:lang w:val="en-US"/>
-        </w:rPr>
-        <w:t>}</w:t>
-      </w:r>
-    </w:p>
-    <w:p>
-      <w:pPr>
-        <w:spacing w:before="0" w:beforeAutospacing="0" w:after="0" w:afterAutospacing="0" w:line="320" w:lineRule="exact"/>
-        <w:rPr>
-          <w:rFonts w:ascii="Times New Roman" w:hAnsi="Times New Roman"/>
-          <w:lang w:val="en-US"/>
         </w:rPr>
       </w:pPr>
     </w:p>
@@ -1374,16 +1063,14 @@
           <w:lang w:val="en-US"/>
         </w:rPr>
       </w:pPr>
-      <w:proofErr w:type="spellStart"/>
       <w:proofErr w:type="gramStart"/>
       <w:r>
         <w:rPr>
           <w:rFonts w:ascii="Times New Roman" w:hAnsi="Times New Roman"/>
           <w:lang w:val="en-US"/>
         </w:rPr>
-        <w:t>func</w:t>
-      </w:r>
-      <w:proofErr w:type="spellEnd"/>
+        <w:t>import</w:t>
+      </w:r>
       <w:proofErr w:type="gramEnd"/>
       <w:r>
         <w:rPr>
@@ -1392,306 +1079,12 @@
         </w:rPr>
         <w:t xml:space="preserve"> </w:t>
       </w:r>
-      <w:proofErr w:type="spellStart"/>
-      <w:r>
-        <w:rPr>
-          <w:rFonts w:ascii="Times New Roman" w:hAnsi="Times New Roman"/>
-          <w:lang w:val="en-US"/>
-        </w:rPr>
-        <w:t>demoComparisons</w:t>
-      </w:r>
-      <w:proofErr w:type="spellEnd"/>
-      <w:r>
-        <w:rPr>
-          <w:rFonts w:ascii="Times New Roman" w:hAnsi="Times New Roman"/>
-          <w:lang w:val="en-US"/>
-        </w:rPr>
-        <w:t xml:space="preserve">(a: </w:t>
-      </w:r>
-      <w:proofErr w:type="spellStart"/>
-      <w:r>
-        <w:rPr>
-          <w:rFonts w:ascii="Times New Roman" w:hAnsi="Times New Roman"/>
-          <w:lang w:val="en-US"/>
-        </w:rPr>
-        <w:t>Int</w:t>
-      </w:r>
-      <w:proofErr w:type="spellEnd"/>
-      <w:r>
-        <w:rPr>
-          <w:rFonts w:ascii="Times New Roman" w:hAnsi="Times New Roman"/>
-          <w:lang w:val="en-US"/>
-        </w:rPr>
-        <w:t xml:space="preserve">, b: </w:t>
-      </w:r>
-      <w:proofErr w:type="spellStart"/>
-      <w:r>
-        <w:rPr>
-          <w:rFonts w:ascii="Times New Roman" w:hAnsi="Times New Roman"/>
-          <w:lang w:val="en-US"/>
-        </w:rPr>
-        <w:t>Int</w:t>
-      </w:r>
-      <w:proofErr w:type="spellEnd"/>
-      <w:r>
-        <w:rPr>
-          <w:rFonts w:ascii="Times New Roman" w:hAnsi="Times New Roman"/>
-          <w:lang w:val="en-US"/>
-        </w:rPr>
-        <w:t>) {</w:t>
-      </w:r>
-    </w:p>
-    <w:p>
-      <w:pPr>
-        <w:spacing w:before="0" w:beforeAutospacing="0" w:after="0" w:afterAutospacing="0" w:line="320" w:lineRule="exact"/>
-        <w:rPr>
-          <w:rFonts w:ascii="Times New Roman" w:hAnsi="Times New Roman"/>
-          <w:lang w:val="en-US"/>
-        </w:rPr>
-      </w:pPr>
-      <w:r>
-        <w:rPr>
-          <w:rFonts w:ascii="Times New Roman" w:hAnsi="Times New Roman"/>
-          <w:lang w:val="en-US"/>
-        </w:rPr>
-        <w:t xml:space="preserve">    </w:t>
-      </w:r>
-      <w:proofErr w:type="gramStart"/>
-      <w:r>
-        <w:rPr>
-          <w:rFonts w:ascii="Times New Roman" w:hAnsi="Times New Roman"/>
-          <w:lang w:val="en-US"/>
-        </w:rPr>
-        <w:t>print(</w:t>
-      </w:r>
-      <w:proofErr w:type="gramEnd"/>
-      <w:r>
-        <w:rPr>
-          <w:rFonts w:ascii="Times New Roman" w:hAnsi="Times New Roman"/>
-          <w:lang w:val="en-US"/>
-        </w:rPr>
-        <w:t xml:space="preserve">"\n--- </w:t>
-      </w:r>
-      <w:r>
-        <w:rPr>
-          <w:rFonts w:ascii="Times New Roman" w:hAnsi="Times New Roman"/>
-        </w:rPr>
-        <w:t>Сравнения</w:t>
-      </w:r>
-      <w:r>
-        <w:rPr>
-          <w:rFonts w:ascii="Times New Roman" w:hAnsi="Times New Roman"/>
-          <w:lang w:val="en-US"/>
-        </w:rPr>
-        <w:t xml:space="preserve"> ---")</w:t>
-      </w:r>
-    </w:p>
-    <w:p>
-      <w:pPr>
-        <w:spacing w:before="0" w:beforeAutospacing="0" w:after="0" w:afterAutospacing="0" w:line="320" w:lineRule="exact"/>
-        <w:rPr>
-          <w:rFonts w:ascii="Times New Roman" w:hAnsi="Times New Roman"/>
-          <w:lang w:val="en-US"/>
-        </w:rPr>
-      </w:pPr>
-      <w:r>
-        <w:rPr>
-          <w:rFonts w:ascii="Times New Roman" w:hAnsi="Times New Roman"/>
-          <w:lang w:val="en-US"/>
-        </w:rPr>
-        <w:t xml:space="preserve">    </w:t>
-      </w:r>
-      <w:proofErr w:type="gramStart"/>
-      <w:r>
-        <w:rPr>
-          <w:rFonts w:ascii="Times New Roman" w:hAnsi="Times New Roman"/>
-          <w:lang w:val="en-US"/>
-        </w:rPr>
-        <w:t>print(</w:t>
-      </w:r>
-      <w:proofErr w:type="gramEnd"/>
-      <w:r>
-        <w:rPr>
-          <w:rFonts w:ascii="Times New Roman" w:hAnsi="Times New Roman"/>
-          <w:lang w:val="en-US"/>
-        </w:rPr>
-        <w:t>"a == b : \(a == b)")</w:t>
-      </w:r>
-    </w:p>
-    <w:p>
-      <w:pPr>
-        <w:spacing w:before="0" w:beforeAutospacing="0" w:after="0" w:afterAutospacing="0" w:line="320" w:lineRule="exact"/>
-        <w:rPr>
-          <w:rFonts w:ascii="Times New Roman" w:hAnsi="Times New Roman"/>
-          <w:lang w:val="en-US"/>
-        </w:rPr>
-      </w:pPr>
-      <w:r>
-        <w:rPr>
-          <w:rFonts w:ascii="Times New Roman" w:hAnsi="Times New Roman"/>
-          <w:lang w:val="en-US"/>
-        </w:rPr>
-        <w:t xml:space="preserve">    </w:t>
-      </w:r>
-      <w:proofErr w:type="gramStart"/>
-      <w:r>
-        <w:rPr>
-          <w:rFonts w:ascii="Times New Roman" w:hAnsi="Times New Roman"/>
-          <w:lang w:val="en-US"/>
-        </w:rPr>
-        <w:t>print(</w:t>
-      </w:r>
-      <w:proofErr w:type="gramEnd"/>
-      <w:r>
-        <w:rPr>
-          <w:rFonts w:ascii="Times New Roman" w:hAnsi="Times New Roman"/>
-          <w:lang w:val="en-US"/>
-        </w:rPr>
-        <w:t>"a != b : \(a != b)")</w:t>
-      </w:r>
-    </w:p>
-    <w:p>
-      <w:pPr>
-        <w:spacing w:before="0" w:beforeAutospacing="0" w:after="0" w:afterAutospacing="0" w:line="320" w:lineRule="exact"/>
-        <w:rPr>
-          <w:rFonts w:ascii="Times New Roman" w:hAnsi="Times New Roman"/>
-          <w:lang w:val="en-US"/>
-        </w:rPr>
-      </w:pPr>
-      <w:r>
-        <w:rPr>
-          <w:rFonts w:ascii="Times New Roman" w:hAnsi="Times New Roman"/>
-          <w:lang w:val="en-US"/>
-        </w:rPr>
-        <w:t xml:space="preserve">    </w:t>
-      </w:r>
-      <w:proofErr w:type="gramStart"/>
-      <w:r>
-        <w:rPr>
-          <w:rFonts w:ascii="Times New Roman" w:hAnsi="Times New Roman"/>
-          <w:lang w:val="en-US"/>
-        </w:rPr>
-        <w:t>print(</w:t>
-      </w:r>
-      <w:proofErr w:type="gramEnd"/>
-      <w:r>
-        <w:rPr>
-          <w:rFonts w:ascii="Times New Roman" w:hAnsi="Times New Roman"/>
-          <w:lang w:val="en-US"/>
-        </w:rPr>
-        <w:t>"a &lt; b  : \(a &lt; b)")</w:t>
-      </w:r>
-    </w:p>
-    <w:p>
-      <w:pPr>
-        <w:spacing w:before="0" w:beforeAutospacing="0" w:after="0" w:afterAutospacing="0" w:line="320" w:lineRule="exact"/>
-        <w:rPr>
-          <w:rFonts w:ascii="Times New Roman" w:hAnsi="Times New Roman"/>
-          <w:lang w:val="en-US"/>
-        </w:rPr>
-      </w:pPr>
-      <w:r>
-        <w:rPr>
-          <w:rFonts w:ascii="Times New Roman" w:hAnsi="Times New Roman"/>
-          <w:lang w:val="en-US"/>
-        </w:rPr>
-        <w:t xml:space="preserve">    </w:t>
-      </w:r>
-      <w:proofErr w:type="gramStart"/>
-      <w:r>
-        <w:rPr>
-          <w:rFonts w:ascii="Times New Roman" w:hAnsi="Times New Roman"/>
-          <w:lang w:val="en-US"/>
-        </w:rPr>
-        <w:t>print(</w:t>
-      </w:r>
-      <w:proofErr w:type="gramEnd"/>
-      <w:r>
-        <w:rPr>
-          <w:rFonts w:ascii="Times New Roman" w:hAnsi="Times New Roman"/>
-          <w:lang w:val="en-US"/>
-        </w:rPr>
-        <w:t>"a &gt; b  : \(a &gt; b)")</w:t>
-      </w:r>
-    </w:p>
-    <w:p>
-      <w:pPr>
-        <w:spacing w:before="0" w:beforeAutospacing="0" w:after="0" w:afterAutospacing="0" w:line="320" w:lineRule="exact"/>
-        <w:rPr>
-          <w:rFonts w:ascii="Times New Roman" w:hAnsi="Times New Roman"/>
-          <w:lang w:val="en-US"/>
-        </w:rPr>
-      </w:pPr>
-      <w:r>
-        <w:rPr>
-          <w:rFonts w:ascii="Times New Roman" w:hAnsi="Times New Roman"/>
-          <w:lang w:val="en-US"/>
-        </w:rPr>
-        <w:t xml:space="preserve">    </w:t>
-      </w:r>
-      <w:proofErr w:type="gramStart"/>
-      <w:r>
-        <w:rPr>
-          <w:rFonts w:ascii="Times New Roman" w:hAnsi="Times New Roman"/>
-          <w:lang w:val="en-US"/>
-        </w:rPr>
-        <w:t>print(</w:t>
-      </w:r>
-      <w:proofErr w:type="gramEnd"/>
-      <w:r>
-        <w:rPr>
-          <w:rFonts w:ascii="Times New Roman" w:hAnsi="Times New Roman"/>
-          <w:lang w:val="en-US"/>
-        </w:rPr>
-        <w:t>"a &lt;= b : \(a &lt;= b)")</w:t>
-      </w:r>
-    </w:p>
-    <w:p>
-      <w:pPr>
-        <w:spacing w:before="0" w:beforeAutospacing="0" w:after="0" w:afterAutospacing="0" w:line="320" w:lineRule="exact"/>
-        <w:rPr>
-          <w:rFonts w:ascii="Times New Roman" w:hAnsi="Times New Roman"/>
-          <w:lang w:val="en-US"/>
-        </w:rPr>
-      </w:pPr>
-      <w:r>
-        <w:rPr>
-          <w:rFonts w:ascii="Times New Roman" w:hAnsi="Times New Roman"/>
-          <w:lang w:val="en-US"/>
-        </w:rPr>
-        <w:t xml:space="preserve">    </w:t>
-      </w:r>
-      <w:proofErr w:type="gramStart"/>
-      <w:r>
-        <w:rPr>
-          <w:rFonts w:ascii="Times New Roman" w:hAnsi="Times New Roman"/>
-          <w:lang w:val="en-US"/>
-        </w:rPr>
-        <w:t>print(</w:t>
-      </w:r>
-      <w:proofErr w:type="gramEnd"/>
-      <w:r>
-        <w:rPr>
-          <w:rFonts w:ascii="Times New Roman" w:hAnsi="Times New Roman"/>
-          <w:lang w:val="en-US"/>
-        </w:rPr>
-        <w:t>"a &gt;= b : \(a &gt;= b)")</w:t>
-      </w:r>
-    </w:p>
-    <w:p>
-      <w:pPr>
-        <w:spacing w:before="0" w:beforeAutospacing="0" w:after="0" w:afterAutospacing="0" w:line="320" w:lineRule="exact"/>
-        <w:rPr>
-          <w:rFonts w:ascii="Times New Roman" w:hAnsi="Times New Roman"/>
-          <w:lang w:val="en-US"/>
-        </w:rPr>
-      </w:pPr>
-      <w:r>
-        <w:rPr>
-          <w:rFonts w:ascii="Times New Roman" w:hAnsi="Times New Roman"/>
-          <w:lang w:val="en-US"/>
-        </w:rPr>
-        <w:t>}</w:t>
+      <w:r>
+        <w:rPr>
+          <w:rFonts w:ascii="Times New Roman" w:hAnsi="Times New Roman"/>
+          <w:lang w:val="en-US"/>
+        </w:rPr>
+        <w:t>Foundation</w:t>
       </w:r>
     </w:p>
     <w:p>
@@ -1735,7 +1128,7 @@
           <w:rFonts w:ascii="Times New Roman" w:hAnsi="Times New Roman"/>
           <w:lang w:val="en-US"/>
         </w:rPr>
-        <w:t>demoLogical</w:t>
+        <w:t>demoArithmetic</w:t>
       </w:r>
       <w:proofErr w:type="spellEnd"/>
       <w:r>
@@ -1799,7 +1192,7 @@
           <w:rFonts w:ascii="Times New Roman" w:hAnsi="Times New Roman"/>
           <w:lang w:val="en-US"/>
         </w:rPr>
-        <w:t>let</w:t>
+        <w:t>print(</w:t>
       </w:r>
       <w:proofErr w:type="gramEnd"/>
       <w:r>
@@ -1807,23 +1200,20 @@
           <w:rFonts w:ascii="Times New Roman" w:hAnsi="Times New Roman"/>
           <w:lang w:val="en-US"/>
         </w:rPr>
-        <w:t xml:space="preserve"> </w:t>
-      </w:r>
-      <w:proofErr w:type="spellStart"/>
-      <w:r>
-        <w:rPr>
-          <w:rFonts w:ascii="Times New Roman" w:hAnsi="Times New Roman"/>
-          <w:lang w:val="en-US"/>
-        </w:rPr>
-        <w:t>aPos</w:t>
-      </w:r>
-      <w:proofErr w:type="spellEnd"/>
-      <w:r>
-        <w:rPr>
-          <w:rFonts w:ascii="Times New Roman" w:hAnsi="Times New Roman"/>
-          <w:lang w:val="en-US"/>
-        </w:rPr>
-        <w:t xml:space="preserve"> = a &gt; 0</w:t>
+        <w:t xml:space="preserve">"\n--- </w:t>
+      </w:r>
+      <w:r>
+        <w:rPr>
+          <w:rFonts w:ascii="Times New Roman" w:hAnsi="Times New Roman"/>
+        </w:rPr>
+        <w:t>Арифметические</w:t>
+      </w:r>
+      <w:r>
+        <w:rPr>
+          <w:rFonts w:ascii="Times New Roman" w:hAnsi="Times New Roman"/>
+          <w:lang w:val="en-US"/>
+        </w:rPr>
+        <w:t xml:space="preserve"> ---")</w:t>
       </w:r>
     </w:p>
     <w:p>
@@ -1847,7 +1237,7 @@
           <w:rFonts w:ascii="Times New Roman" w:hAnsi="Times New Roman"/>
           <w:lang w:val="en-US"/>
         </w:rPr>
-        <w:t>let</w:t>
+        <w:t>print(</w:t>
       </w:r>
       <w:proofErr w:type="gramEnd"/>
       <w:r>
@@ -1855,23 +1245,7 @@
           <w:rFonts w:ascii="Times New Roman" w:hAnsi="Times New Roman"/>
           <w:lang w:val="en-US"/>
         </w:rPr>
-        <w:t xml:space="preserve"> </w:t>
-      </w:r>
-      <w:proofErr w:type="spellStart"/>
-      <w:r>
-        <w:rPr>
-          <w:rFonts w:ascii="Times New Roman" w:hAnsi="Times New Roman"/>
-          <w:lang w:val="en-US"/>
-        </w:rPr>
-        <w:t>bPos</w:t>
-      </w:r>
-      <w:proofErr w:type="spellEnd"/>
-      <w:r>
-        <w:rPr>
-          <w:rFonts w:ascii="Times New Roman" w:hAnsi="Times New Roman"/>
-          <w:lang w:val="en-US"/>
-        </w:rPr>
-        <w:t xml:space="preserve"> = b &gt; 0</w:t>
+        <w:t>"a + b = \(a + b)")</w:t>
       </w:r>
     </w:p>
     <w:p>
@@ -1903,20 +1277,7 @@
           <w:rFonts w:ascii="Times New Roman" w:hAnsi="Times New Roman"/>
           <w:lang w:val="en-US"/>
         </w:rPr>
-        <w:t xml:space="preserve">"\n--- </w:t>
-      </w:r>
-      <w:r>
-        <w:rPr>
-          <w:rFonts w:ascii="Times New Roman" w:hAnsi="Times New Roman"/>
-        </w:rPr>
-        <w:t>Логические</w:t>
-      </w:r>
-      <w:r>
-        <w:rPr>
-          <w:rFonts w:ascii="Times New Roman" w:hAnsi="Times New Roman"/>
-          <w:lang w:val="en-US"/>
-        </w:rPr>
-        <w:t xml:space="preserve"> ---")</w:t>
+        <w:t>"a - b = \(a - b)")</w:t>
       </w:r>
     </w:p>
     <w:p>
@@ -1948,39 +1309,7 @@
           <w:rFonts w:ascii="Times New Roman" w:hAnsi="Times New Roman"/>
           <w:lang w:val="en-US"/>
         </w:rPr>
-        <w:t>"a &gt; 0 &amp;&amp; b &gt; 0 : \(</w:t>
-      </w:r>
-      <w:proofErr w:type="spellStart"/>
-      <w:r>
-        <w:rPr>
-          <w:rFonts w:ascii="Times New Roman" w:hAnsi="Times New Roman"/>
-          <w:lang w:val="en-US"/>
-        </w:rPr>
-        <w:t>aPos</w:t>
-      </w:r>
-      <w:proofErr w:type="spellEnd"/>
-      <w:r>
-        <w:rPr>
-          <w:rFonts w:ascii="Times New Roman" w:hAnsi="Times New Roman"/>
-          <w:lang w:val="en-US"/>
-        </w:rPr>
-        <w:t xml:space="preserve"> &amp;&amp; </w:t>
-      </w:r>
-      <w:proofErr w:type="spellStart"/>
-      <w:r>
-        <w:rPr>
-          <w:rFonts w:ascii="Times New Roman" w:hAnsi="Times New Roman"/>
-          <w:lang w:val="en-US"/>
-        </w:rPr>
-        <w:t>bPos</w:t>
-      </w:r>
-      <w:proofErr w:type="spellEnd"/>
-      <w:r>
-        <w:rPr>
-          <w:rFonts w:ascii="Times New Roman" w:hAnsi="Times New Roman"/>
-          <w:lang w:val="en-US"/>
-        </w:rPr>
-        <w:t>)")</w:t>
+        <w:t>"a * b = \(a * b)")</w:t>
       </w:r>
     </w:p>
     <w:p>
@@ -2012,33 +1341,14 @@
           <w:rFonts w:ascii="Times New Roman" w:hAnsi="Times New Roman"/>
           <w:lang w:val="en-US"/>
         </w:rPr>
-        <w:t>"a &gt; 0 || b &gt; 0 : \(</w:t>
-      </w:r>
-      <w:proofErr w:type="spellStart"/>
-      <w:r>
-        <w:rPr>
-          <w:rFonts w:ascii="Times New Roman" w:hAnsi="Times New Roman"/>
-          <w:lang w:val="en-US"/>
-        </w:rPr>
-        <w:t>aPos</w:t>
-      </w:r>
-      <w:proofErr w:type="spellEnd"/>
-      <w:r>
-        <w:rPr>
-          <w:rFonts w:ascii="Times New Roman" w:hAnsi="Times New Roman"/>
-          <w:lang w:val="en-US"/>
-        </w:rPr>
-        <w:t xml:space="preserve"> || </w:t>
-      </w:r>
-      <w:proofErr w:type="spellStart"/>
-      <w:r>
-        <w:rPr>
-          <w:rFonts w:ascii="Times New Roman" w:hAnsi="Times New Roman"/>
-          <w:lang w:val="en-US"/>
-        </w:rPr>
-        <w:t>bPos</w:t>
-      </w:r>
-      <w:proofErr w:type="spellEnd"/>
+        <w:t>"a / b = \(a / b) (</w:t>
+      </w:r>
+      <w:r>
+        <w:rPr>
+          <w:rFonts w:ascii="Times New Roman" w:hAnsi="Times New Roman"/>
+        </w:rPr>
+        <w:t>целочисленное</w:t>
+      </w:r>
       <w:r>
         <w:rPr>
           <w:rFonts w:ascii="Times New Roman" w:hAnsi="Times New Roman"/>
@@ -2076,23 +1386,52 @@
           <w:rFonts w:ascii="Times New Roman" w:hAnsi="Times New Roman"/>
           <w:lang w:val="en-US"/>
         </w:rPr>
-        <w:t>"!(a &gt; 0)       : \(!</w:t>
-      </w:r>
-      <w:proofErr w:type="spellStart"/>
-      <w:r>
-        <w:rPr>
-          <w:rFonts w:ascii="Times New Roman" w:hAnsi="Times New Roman"/>
-          <w:lang w:val="en-US"/>
-        </w:rPr>
-        <w:t>aPos</w:t>
-      </w:r>
-      <w:proofErr w:type="spellEnd"/>
+        <w:t>"a % b = \(a % b) (</w:t>
+      </w:r>
+      <w:r>
+        <w:rPr>
+          <w:rFonts w:ascii="Times New Roman" w:hAnsi="Times New Roman"/>
+        </w:rPr>
+        <w:t>остаток</w:t>
+      </w:r>
       <w:r>
         <w:rPr>
           <w:rFonts w:ascii="Times New Roman" w:hAnsi="Times New Roman"/>
           <w:lang w:val="en-US"/>
         </w:rPr>
         <w:t>)")</w:t>
+      </w:r>
+    </w:p>
+    <w:p>
+      <w:pPr>
+        <w:spacing w:before="0" w:beforeAutospacing="0" w:after="0" w:afterAutospacing="0" w:line="320" w:lineRule="exact"/>
+        <w:rPr>
+          <w:rFonts w:ascii="Times New Roman" w:hAnsi="Times New Roman"/>
+          <w:lang w:val="en-US"/>
+        </w:rPr>
+      </w:pPr>
+      <w:r>
+        <w:rPr>
+          <w:rFonts w:ascii="Times New Roman" w:hAnsi="Times New Roman"/>
+          <w:lang w:val="en-US"/>
+        </w:rPr>
+        <w:t xml:space="preserve">    </w:t>
+      </w:r>
+      <w:proofErr w:type="gramStart"/>
+      <w:r>
+        <w:rPr>
+          <w:rFonts w:ascii="Times New Roman" w:hAnsi="Times New Roman"/>
+          <w:lang w:val="en-US"/>
+        </w:rPr>
+        <w:t>print(</w:t>
+      </w:r>
+      <w:proofErr w:type="gramEnd"/>
+      <w:r>
+        <w:rPr>
+          <w:rFonts w:ascii="Times New Roman" w:hAnsi="Times New Roman"/>
+          <w:lang w:val="en-US"/>
+        </w:rPr>
+        <w:t>"-a = \(-a)")</w:t>
       </w:r>
     </w:p>
     <w:p>
@@ -2152,7 +1491,7 @@
           <w:rFonts w:ascii="Times New Roman" w:hAnsi="Times New Roman"/>
           <w:lang w:val="en-US"/>
         </w:rPr>
-        <w:t>demoBitwise</w:t>
+        <w:t>demoComparisons</w:t>
       </w:r>
       <w:proofErr w:type="spellEnd"/>
       <w:r>
@@ -2230,7 +1569,7 @@
         <w:rPr>
           <w:rFonts w:ascii="Times New Roman" w:hAnsi="Times New Roman"/>
         </w:rPr>
-        <w:t>Побитовые</w:t>
+        <w:t>Сравнения</w:t>
       </w:r>
       <w:r>
         <w:rPr>
@@ -2269,7 +1608,7 @@
           <w:rFonts w:ascii="Times New Roman" w:hAnsi="Times New Roman"/>
           <w:lang w:val="en-US"/>
         </w:rPr>
-        <w:t>"a &amp; b  = \(a &amp; b)")</w:t>
+        <w:t>"a == b : \(a == b)")</w:t>
       </w:r>
     </w:p>
     <w:p>
@@ -2301,7 +1640,7 @@
           <w:rFonts w:ascii="Times New Roman" w:hAnsi="Times New Roman"/>
           <w:lang w:val="en-US"/>
         </w:rPr>
-        <w:t>"a | b  = \(a | b)")</w:t>
+        <w:t>"a != b : \(a != b)")</w:t>
       </w:r>
     </w:p>
     <w:p>
@@ -2333,7 +1672,7 @@
           <w:rFonts w:ascii="Times New Roman" w:hAnsi="Times New Roman"/>
           <w:lang w:val="en-US"/>
         </w:rPr>
-        <w:t>"a ^ b  = \(a ^ b)")</w:t>
+        <w:t>"a &lt; b  : \(a &lt; b)")</w:t>
       </w:r>
     </w:p>
     <w:p>
@@ -2365,7 +1704,7 @@
           <w:rFonts w:ascii="Times New Roman" w:hAnsi="Times New Roman"/>
           <w:lang w:val="en-US"/>
         </w:rPr>
-        <w:t>"~a     = \(~a)")</w:t>
+        <w:t>"a &gt; b  : \(a &gt; b)")</w:t>
       </w:r>
     </w:p>
     <w:p>
@@ -2397,7 +1736,7 @@
           <w:rFonts w:ascii="Times New Roman" w:hAnsi="Times New Roman"/>
           <w:lang w:val="en-US"/>
         </w:rPr>
-        <w:t>"a &lt;&lt; 1 = \(a &lt;&lt; 1)")</w:t>
+        <w:t>"a &lt;= b : \(a &lt;= b)")</w:t>
       </w:r>
     </w:p>
     <w:p>
@@ -2429,7 +1768,7 @@
           <w:rFonts w:ascii="Times New Roman" w:hAnsi="Times New Roman"/>
           <w:lang w:val="en-US"/>
         </w:rPr>
-        <w:t>"a &gt;&gt; 1 = \(a &gt;&gt; 1)")</w:t>
+        <w:t>"a &gt;= b : \(a &gt;= b)")</w:t>
       </w:r>
     </w:p>
     <w:p>
@@ -2472,7 +1811,6 @@
           <w:rFonts w:ascii="Times New Roman" w:hAnsi="Times New Roman"/>
           <w:lang w:val="en-US"/>
         </w:rPr>
-        <w:lastRenderedPageBreak/>
         <w:t>func</w:t>
       </w:r>
       <w:proofErr w:type="spellEnd"/>
@@ -2490,7 +1828,7 @@
           <w:rFonts w:ascii="Times New Roman" w:hAnsi="Times New Roman"/>
           <w:lang w:val="en-US"/>
         </w:rPr>
-        <w:t>demoAssignment</w:t>
+        <w:t>demoLogical</w:t>
       </w:r>
       <w:proofErr w:type="spellEnd"/>
       <w:r>
@@ -2548,23 +1886,37 @@
         </w:rPr>
         <w:t xml:space="preserve">    </w:t>
       </w:r>
+      <w:proofErr w:type="gramStart"/>
+      <w:r>
+        <w:rPr>
+          <w:rFonts w:ascii="Times New Roman" w:hAnsi="Times New Roman"/>
+          <w:lang w:val="en-US"/>
+        </w:rPr>
+        <w:t>let</w:t>
+      </w:r>
+      <w:proofErr w:type="gramEnd"/>
+      <w:r>
+        <w:rPr>
+          <w:rFonts w:ascii="Times New Roman" w:hAnsi="Times New Roman"/>
+          <w:lang w:val="en-US"/>
+        </w:rPr>
+        <w:t xml:space="preserve"> </w:t>
+      </w:r>
       <w:proofErr w:type="spellStart"/>
-      <w:proofErr w:type="gramStart"/>
-      <w:r>
-        <w:rPr>
-          <w:rFonts w:ascii="Times New Roman" w:hAnsi="Times New Roman"/>
-          <w:lang w:val="en-US"/>
-        </w:rPr>
-        <w:t>var</w:t>
+      <w:r>
+        <w:rPr>
+          <w:rFonts w:ascii="Times New Roman" w:hAnsi="Times New Roman"/>
+          <w:lang w:val="en-US"/>
+        </w:rPr>
+        <w:t>aPos</w:t>
       </w:r>
       <w:proofErr w:type="spellEnd"/>
-      <w:proofErr w:type="gramEnd"/>
-      <w:r>
-        <w:rPr>
-          <w:rFonts w:ascii="Times New Roman" w:hAnsi="Times New Roman"/>
-          <w:lang w:val="en-US"/>
-        </w:rPr>
-        <w:t xml:space="preserve"> x = a</w:t>
+      <w:r>
+        <w:rPr>
+          <w:rFonts w:ascii="Times New Roman" w:hAnsi="Times New Roman"/>
+          <w:lang w:val="en-US"/>
+        </w:rPr>
+        <w:t xml:space="preserve"> = a &gt; 0</w:t>
       </w:r>
     </w:p>
     <w:p>
@@ -2582,23 +1934,37 @@
         </w:rPr>
         <w:t xml:space="preserve">    </w:t>
       </w:r>
+      <w:proofErr w:type="gramStart"/>
+      <w:r>
+        <w:rPr>
+          <w:rFonts w:ascii="Times New Roman" w:hAnsi="Times New Roman"/>
+          <w:lang w:val="en-US"/>
+        </w:rPr>
+        <w:t>let</w:t>
+      </w:r>
+      <w:proofErr w:type="gramEnd"/>
+      <w:r>
+        <w:rPr>
+          <w:rFonts w:ascii="Times New Roman" w:hAnsi="Times New Roman"/>
+          <w:lang w:val="en-US"/>
+        </w:rPr>
+        <w:t xml:space="preserve"> </w:t>
+      </w:r>
       <w:proofErr w:type="spellStart"/>
-      <w:proofErr w:type="gramStart"/>
-      <w:r>
-        <w:rPr>
-          <w:rFonts w:ascii="Times New Roman" w:hAnsi="Times New Roman"/>
-          <w:lang w:val="en-US"/>
-        </w:rPr>
-        <w:t>var</w:t>
+      <w:r>
+        <w:rPr>
+          <w:rFonts w:ascii="Times New Roman" w:hAnsi="Times New Roman"/>
+          <w:lang w:val="en-US"/>
+        </w:rPr>
+        <w:t>bPos</w:t>
       </w:r>
       <w:proofErr w:type="spellEnd"/>
-      <w:proofErr w:type="gramEnd"/>
-      <w:r>
-        <w:rPr>
-          <w:rFonts w:ascii="Times New Roman" w:hAnsi="Times New Roman"/>
-          <w:lang w:val="en-US"/>
-        </w:rPr>
-        <w:t xml:space="preserve"> y = b</w:t>
+      <w:r>
+        <w:rPr>
+          <w:rFonts w:ascii="Times New Roman" w:hAnsi="Times New Roman"/>
+          <w:lang w:val="en-US"/>
+        </w:rPr>
+        <w:t xml:space="preserve"> = b &gt; 0</w:t>
       </w:r>
     </w:p>
     <w:p>
@@ -2636,7 +2002,7 @@
         <w:rPr>
           <w:rFonts w:ascii="Times New Roman" w:hAnsi="Times New Roman"/>
         </w:rPr>
-        <w:t>Присваивания</w:t>
+        <w:t>Логические</w:t>
       </w:r>
       <w:r>
         <w:rPr>
@@ -2675,7 +2041,39 @@
           <w:rFonts w:ascii="Times New Roman" w:hAnsi="Times New Roman"/>
           <w:lang w:val="en-US"/>
         </w:rPr>
-        <w:t>"x = \(x), y = \(y)")</w:t>
+        <w:t>"a &gt; 0 &amp;&amp; b &gt; 0 : \(</w:t>
+      </w:r>
+      <w:proofErr w:type="spellStart"/>
+      <w:r>
+        <w:rPr>
+          <w:rFonts w:ascii="Times New Roman" w:hAnsi="Times New Roman"/>
+          <w:lang w:val="en-US"/>
+        </w:rPr>
+        <w:t>aPos</w:t>
+      </w:r>
+      <w:proofErr w:type="spellEnd"/>
+      <w:r>
+        <w:rPr>
+          <w:rFonts w:ascii="Times New Roman" w:hAnsi="Times New Roman"/>
+          <w:lang w:val="en-US"/>
+        </w:rPr>
+        <w:t xml:space="preserve"> &amp;&amp; </w:t>
+      </w:r>
+      <w:proofErr w:type="spellStart"/>
+      <w:r>
+        <w:rPr>
+          <w:rFonts w:ascii="Times New Roman" w:hAnsi="Times New Roman"/>
+          <w:lang w:val="en-US"/>
+        </w:rPr>
+        <w:t>bPos</w:t>
+      </w:r>
+      <w:proofErr w:type="spellEnd"/>
+      <w:r>
+        <w:rPr>
+          <w:rFonts w:ascii="Times New Roman" w:hAnsi="Times New Roman"/>
+          <w:lang w:val="en-US"/>
+        </w:rPr>
+        <w:t>)")</w:t>
       </w:r>
     </w:p>
     <w:p>
@@ -2691,7 +2089,7 @@
           <w:rFonts w:ascii="Times New Roman" w:hAnsi="Times New Roman"/>
           <w:lang w:val="en-US"/>
         </w:rPr>
-        <w:t xml:space="preserve">    x += y; </w:t>
+        <w:t xml:space="preserve">    </w:t>
       </w:r>
       <w:proofErr w:type="gramStart"/>
       <w:r>
@@ -2707,7 +2105,39 @@
           <w:rFonts w:ascii="Times New Roman" w:hAnsi="Times New Roman"/>
           <w:lang w:val="en-US"/>
         </w:rPr>
-        <w:t>"x += y → x = \(x)")</w:t>
+        <w:t>"a &gt; 0 || b &gt; 0 : \(</w:t>
+      </w:r>
+      <w:proofErr w:type="spellStart"/>
+      <w:r>
+        <w:rPr>
+          <w:rFonts w:ascii="Times New Roman" w:hAnsi="Times New Roman"/>
+          <w:lang w:val="en-US"/>
+        </w:rPr>
+        <w:t>aPos</w:t>
+      </w:r>
+      <w:proofErr w:type="spellEnd"/>
+      <w:r>
+        <w:rPr>
+          <w:rFonts w:ascii="Times New Roman" w:hAnsi="Times New Roman"/>
+          <w:lang w:val="en-US"/>
+        </w:rPr>
+        <w:t xml:space="preserve"> || </w:t>
+      </w:r>
+      <w:proofErr w:type="spellStart"/>
+      <w:r>
+        <w:rPr>
+          <w:rFonts w:ascii="Times New Roman" w:hAnsi="Times New Roman"/>
+          <w:lang w:val="en-US"/>
+        </w:rPr>
+        <w:t>bPos</w:t>
+      </w:r>
+      <w:proofErr w:type="spellEnd"/>
+      <w:r>
+        <w:rPr>
+          <w:rFonts w:ascii="Times New Roman" w:hAnsi="Times New Roman"/>
+          <w:lang w:val="en-US"/>
+        </w:rPr>
+        <w:t>)")</w:t>
       </w:r>
     </w:p>
     <w:p>
@@ -2723,7 +2153,7 @@
           <w:rFonts w:ascii="Times New Roman" w:hAnsi="Times New Roman"/>
           <w:lang w:val="en-US"/>
         </w:rPr>
-        <w:t xml:space="preserve">    x -= y; </w:t>
+        <w:t xml:space="preserve">    </w:t>
       </w:r>
       <w:proofErr w:type="gramStart"/>
       <w:r>
@@ -2739,297 +2169,23 @@
           <w:rFonts w:ascii="Times New Roman" w:hAnsi="Times New Roman"/>
           <w:lang w:val="en-US"/>
         </w:rPr>
-        <w:t>"x -= y → x = \(x)")</w:t>
-      </w:r>
-    </w:p>
-    <w:p>
-      <w:pPr>
-        <w:spacing w:before="0" w:beforeAutospacing="0" w:after="0" w:afterAutospacing="0" w:line="320" w:lineRule="exact"/>
-        <w:rPr>
-          <w:rFonts w:ascii="Times New Roman" w:hAnsi="Times New Roman"/>
-          <w:lang w:val="en-US"/>
-        </w:rPr>
-      </w:pPr>
-      <w:r>
-        <w:rPr>
-          <w:rFonts w:ascii="Times New Roman" w:hAnsi="Times New Roman"/>
-          <w:lang w:val="en-US"/>
-        </w:rPr>
-        <w:t xml:space="preserve">    </w:t>
-      </w:r>
-      <w:proofErr w:type="gramStart"/>
-      <w:r>
-        <w:rPr>
-          <w:rFonts w:ascii="Times New Roman" w:hAnsi="Times New Roman"/>
-          <w:lang w:val="en-US"/>
-        </w:rPr>
-        <w:t>x</w:t>
-      </w:r>
-      <w:proofErr w:type="gramEnd"/>
-      <w:r>
-        <w:rPr>
-          <w:rFonts w:ascii="Times New Roman" w:hAnsi="Times New Roman"/>
-          <w:lang w:val="en-US"/>
-        </w:rPr>
-        <w:t xml:space="preserve"> *= y; print("x *= y → x = \(x)")</w:t>
-      </w:r>
-    </w:p>
-    <w:p>
-      <w:pPr>
-        <w:spacing w:before="0" w:beforeAutospacing="0" w:after="0" w:afterAutospacing="0" w:line="320" w:lineRule="exact"/>
-        <w:rPr>
-          <w:rFonts w:ascii="Times New Roman" w:hAnsi="Times New Roman"/>
-          <w:lang w:val="en-US"/>
-        </w:rPr>
-      </w:pPr>
-      <w:r>
-        <w:rPr>
-          <w:rFonts w:ascii="Times New Roman" w:hAnsi="Times New Roman"/>
-          <w:lang w:val="en-US"/>
-        </w:rPr>
-        <w:t xml:space="preserve">    </w:t>
-      </w:r>
-      <w:proofErr w:type="gramStart"/>
-      <w:r>
-        <w:rPr>
-          <w:rFonts w:ascii="Times New Roman" w:hAnsi="Times New Roman"/>
-          <w:lang w:val="en-US"/>
-        </w:rPr>
-        <w:t>x</w:t>
-      </w:r>
-      <w:proofErr w:type="gramEnd"/>
-      <w:r>
-        <w:rPr>
-          <w:rFonts w:ascii="Times New Roman" w:hAnsi="Times New Roman"/>
-          <w:lang w:val="en-US"/>
-        </w:rPr>
-        <w:t xml:space="preserve"> /= y; print("x /= y → x = \(x)")</w:t>
-      </w:r>
-    </w:p>
-    <w:p>
-      <w:pPr>
-        <w:spacing w:before="0" w:beforeAutospacing="0" w:after="0" w:afterAutospacing="0" w:line="320" w:lineRule="exact"/>
-        <w:rPr>
-          <w:rFonts w:ascii="Times New Roman" w:hAnsi="Times New Roman"/>
-          <w:lang w:val="en-US"/>
-        </w:rPr>
-      </w:pPr>
-      <w:r>
-        <w:rPr>
-          <w:rFonts w:ascii="Times New Roman" w:hAnsi="Times New Roman"/>
-          <w:lang w:val="en-US"/>
-        </w:rPr>
-        <w:t xml:space="preserve">    </w:t>
-      </w:r>
-      <w:proofErr w:type="gramStart"/>
-      <w:r>
-        <w:rPr>
-          <w:rFonts w:ascii="Times New Roman" w:hAnsi="Times New Roman"/>
-          <w:lang w:val="en-US"/>
-        </w:rPr>
-        <w:t>x</w:t>
-      </w:r>
-      <w:proofErr w:type="gramEnd"/>
-      <w:r>
-        <w:rPr>
-          <w:rFonts w:ascii="Times New Roman" w:hAnsi="Times New Roman"/>
-          <w:lang w:val="en-US"/>
-        </w:rPr>
-        <w:t xml:space="preserve"> %= y; print("x %= y → x = \(x)")</w:t>
-      </w:r>
-    </w:p>
-    <w:p>
-      <w:pPr>
-        <w:spacing w:before="0" w:beforeAutospacing="0" w:after="0" w:afterAutospacing="0" w:line="320" w:lineRule="exact"/>
-        <w:rPr>
-          <w:rFonts w:ascii="Times New Roman" w:hAnsi="Times New Roman"/>
-          <w:lang w:val="en-US"/>
-        </w:rPr>
-      </w:pPr>
-      <w:r>
-        <w:rPr>
-          <w:rFonts w:ascii="Times New Roman" w:hAnsi="Times New Roman"/>
-          <w:lang w:val="en-US"/>
-        </w:rPr>
-        <w:t xml:space="preserve">    </w:t>
+        <w:t>"!(a &gt; 0)       : \(!</w:t>
       </w:r>
       <w:proofErr w:type="spellStart"/>
-      <w:proofErr w:type="gramStart"/>
-      <w:r>
-        <w:rPr>
-          <w:rFonts w:ascii="Times New Roman" w:hAnsi="Times New Roman"/>
-          <w:lang w:val="en-US"/>
-        </w:rPr>
-        <w:t>var</w:t>
+      <w:r>
+        <w:rPr>
+          <w:rFonts w:ascii="Times New Roman" w:hAnsi="Times New Roman"/>
+          <w:lang w:val="en-US"/>
+        </w:rPr>
+        <w:t>aPos</w:t>
       </w:r>
       <w:proofErr w:type="spellEnd"/>
-      <w:proofErr w:type="gramEnd"/>
-      <w:r>
-        <w:rPr>
-          <w:rFonts w:ascii="Times New Roman" w:hAnsi="Times New Roman"/>
-          <w:lang w:val="en-US"/>
-        </w:rPr>
-        <w:t xml:space="preserve"> p = a</w:t>
-      </w:r>
-    </w:p>
-    <w:p>
-      <w:pPr>
-        <w:spacing w:before="0" w:beforeAutospacing="0" w:after="0" w:afterAutospacing="0" w:line="320" w:lineRule="exact"/>
-        <w:rPr>
-          <w:rFonts w:ascii="Times New Roman" w:hAnsi="Times New Roman"/>
-          <w:lang w:val="en-US"/>
-        </w:rPr>
-      </w:pPr>
-      <w:r>
-        <w:rPr>
-          <w:rFonts w:ascii="Times New Roman" w:hAnsi="Times New Roman"/>
-          <w:lang w:val="en-US"/>
-        </w:rPr>
-        <w:t xml:space="preserve">    </w:t>
-      </w:r>
-      <w:proofErr w:type="gramStart"/>
-      <w:r>
-        <w:rPr>
-          <w:rFonts w:ascii="Times New Roman" w:hAnsi="Times New Roman"/>
-          <w:lang w:val="en-US"/>
-        </w:rPr>
-        <w:t>p</w:t>
-      </w:r>
-      <w:proofErr w:type="gramEnd"/>
-      <w:r>
-        <w:rPr>
-          <w:rFonts w:ascii="Times New Roman" w:hAnsi="Times New Roman"/>
-          <w:lang w:val="en-US"/>
-        </w:rPr>
-        <w:t xml:space="preserve"> &amp;= b;  print("p &amp;= b  → p = \(p)")</w:t>
-      </w:r>
-    </w:p>
-    <w:p>
-      <w:pPr>
-        <w:spacing w:before="0" w:beforeAutospacing="0" w:after="0" w:afterAutospacing="0" w:line="320" w:lineRule="exact"/>
-        <w:rPr>
-          <w:rFonts w:ascii="Times New Roman" w:hAnsi="Times New Roman"/>
-          <w:lang w:val="en-US"/>
-        </w:rPr>
-      </w:pPr>
-      <w:r>
-        <w:rPr>
-          <w:rFonts w:ascii="Times New Roman" w:hAnsi="Times New Roman"/>
-          <w:lang w:val="en-US"/>
-        </w:rPr>
-        <w:t xml:space="preserve">    p = a; p |= b</w:t>
-      </w:r>
-      <w:proofErr w:type="gramStart"/>
-      <w:r>
-        <w:rPr>
-          <w:rFonts w:ascii="Times New Roman" w:hAnsi="Times New Roman"/>
-          <w:lang w:val="en-US"/>
-        </w:rPr>
-        <w:t>;  print</w:t>
-      </w:r>
-      <w:proofErr w:type="gramEnd"/>
-      <w:r>
-        <w:rPr>
-          <w:rFonts w:ascii="Times New Roman" w:hAnsi="Times New Roman"/>
-          <w:lang w:val="en-US"/>
-        </w:rPr>
-        <w:t>("p |= b  → p = \(p)")</w:t>
-      </w:r>
-    </w:p>
-    <w:p>
-      <w:pPr>
-        <w:spacing w:before="0" w:beforeAutospacing="0" w:after="0" w:afterAutospacing="0" w:line="320" w:lineRule="exact"/>
-        <w:rPr>
-          <w:rFonts w:ascii="Times New Roman" w:hAnsi="Times New Roman"/>
-          <w:lang w:val="en-US"/>
-        </w:rPr>
-      </w:pPr>
-      <w:r>
-        <w:rPr>
-          <w:rFonts w:ascii="Times New Roman" w:hAnsi="Times New Roman"/>
-          <w:lang w:val="en-US"/>
-        </w:rPr>
-        <w:t xml:space="preserve">    p = a; p ^= b</w:t>
-      </w:r>
-      <w:proofErr w:type="gramStart"/>
-      <w:r>
-        <w:rPr>
-          <w:rFonts w:ascii="Times New Roman" w:hAnsi="Times New Roman"/>
-          <w:lang w:val="en-US"/>
-        </w:rPr>
-        <w:t>;  print</w:t>
-      </w:r>
-      <w:proofErr w:type="gramEnd"/>
-      <w:r>
-        <w:rPr>
-          <w:rFonts w:ascii="Times New Roman" w:hAnsi="Times New Roman"/>
-          <w:lang w:val="en-US"/>
-        </w:rPr>
-        <w:t>("p ^= b  → p = \(p)")</w:t>
-      </w:r>
-    </w:p>
-    <w:p>
-      <w:pPr>
-        <w:spacing w:before="0" w:beforeAutospacing="0" w:after="0" w:afterAutospacing="0" w:line="320" w:lineRule="exact"/>
-        <w:rPr>
-          <w:rFonts w:ascii="Times New Roman" w:hAnsi="Times New Roman"/>
-          <w:lang w:val="en-US"/>
-        </w:rPr>
-      </w:pPr>
-      <w:r>
-        <w:rPr>
-          <w:rFonts w:ascii="Times New Roman" w:hAnsi="Times New Roman"/>
-          <w:lang w:val="en-US"/>
-        </w:rPr>
-        <w:t xml:space="preserve">    p = a; p &lt;&lt;= 1; </w:t>
-      </w:r>
-      <w:proofErr w:type="gramStart"/>
-      <w:r>
-        <w:rPr>
-          <w:rFonts w:ascii="Times New Roman" w:hAnsi="Times New Roman"/>
-          <w:lang w:val="en-US"/>
-        </w:rPr>
-        <w:t>print(</w:t>
-      </w:r>
-      <w:proofErr w:type="gramEnd"/>
-      <w:r>
-        <w:rPr>
-          <w:rFonts w:ascii="Times New Roman" w:hAnsi="Times New Roman"/>
-          <w:lang w:val="en-US"/>
-        </w:rPr>
-        <w:t>"p &lt;&lt;= 1 → p = \(p)")</w:t>
-      </w:r>
-    </w:p>
-    <w:p>
-      <w:pPr>
-        <w:spacing w:before="0" w:beforeAutospacing="0" w:after="0" w:afterAutospacing="0" w:line="320" w:lineRule="exact"/>
-        <w:rPr>
-          <w:rFonts w:ascii="Times New Roman" w:hAnsi="Times New Roman"/>
-          <w:lang w:val="en-US"/>
-        </w:rPr>
-      </w:pPr>
-      <w:r>
-        <w:rPr>
-          <w:rFonts w:ascii="Times New Roman" w:hAnsi="Times New Roman"/>
-          <w:lang w:val="en-US"/>
-        </w:rPr>
-        <w:t xml:space="preserve">    p = a; p &gt;&gt;= 1; </w:t>
-      </w:r>
-      <w:proofErr w:type="gramStart"/>
-      <w:r>
-        <w:rPr>
-          <w:rFonts w:ascii="Times New Roman" w:hAnsi="Times New Roman"/>
-          <w:lang w:val="en-US"/>
-        </w:rPr>
-        <w:t>print(</w:t>
-      </w:r>
-      <w:proofErr w:type="gramEnd"/>
-      <w:r>
-        <w:rPr>
-          <w:rFonts w:ascii="Times New Roman" w:hAnsi="Times New Roman"/>
-          <w:lang w:val="en-US"/>
-        </w:rPr>
-        <w:t>"p &gt;&gt;= 1 → p = \(p)")</w:t>
+      <w:r>
+        <w:rPr>
+          <w:rFonts w:ascii="Times New Roman" w:hAnsi="Times New Roman"/>
+          <w:lang w:val="en-US"/>
+        </w:rPr>
+        <w:t>)")</w:t>
       </w:r>
     </w:p>
     <w:p>
@@ -3089,7 +2245,7 @@
           <w:rFonts w:ascii="Times New Roman" w:hAnsi="Times New Roman"/>
           <w:lang w:val="en-US"/>
         </w:rPr>
-        <w:t>demoConditionalsAndLoops</w:t>
+        <w:t>demoBitwise</w:t>
       </w:r>
       <w:proofErr w:type="spellEnd"/>
       <w:r>
@@ -3137,6 +2293,7 @@
         <w:spacing w:before="0" w:beforeAutospacing="0" w:after="0" w:afterAutospacing="0" w:line="320" w:lineRule="exact"/>
         <w:rPr>
           <w:rFonts w:ascii="Times New Roman" w:hAnsi="Times New Roman"/>
+          <w:lang w:val="en-US"/>
         </w:rPr>
       </w:pPr>
       <w:r>
@@ -3144,29 +2301,37 @@
           <w:rFonts w:ascii="Times New Roman" w:hAnsi="Times New Roman"/>
           <w:lang w:val="en-US"/>
         </w:rPr>
+        <w:lastRenderedPageBreak/>
         <w:t xml:space="preserve">    </w:t>
       </w:r>
-      <w:proofErr w:type="spellStart"/>
       <w:proofErr w:type="gramStart"/>
       <w:r>
         <w:rPr>
           <w:rFonts w:ascii="Times New Roman" w:hAnsi="Times New Roman"/>
-        </w:rPr>
-        <w:t>print</w:t>
-      </w:r>
-      <w:proofErr w:type="spellEnd"/>
-      <w:r>
-        <w:rPr>
-          <w:rFonts w:ascii="Times New Roman" w:hAnsi="Times New Roman"/>
-        </w:rPr>
-        <w:t>(</w:t>
+          <w:lang w:val="en-US"/>
+        </w:rPr>
+        <w:t>print(</w:t>
       </w:r>
       <w:proofErr w:type="gramEnd"/>
       <w:r>
         <w:rPr>
           <w:rFonts w:ascii="Times New Roman" w:hAnsi="Times New Roman"/>
-        </w:rPr>
-        <w:t>"\n--- Условные и циклы ---")</w:t>
+          <w:lang w:val="en-US"/>
+        </w:rPr>
+        <w:t xml:space="preserve">"\n--- </w:t>
+      </w:r>
+      <w:r>
+        <w:rPr>
+          <w:rFonts w:ascii="Times New Roman" w:hAnsi="Times New Roman"/>
+        </w:rPr>
+        <w:t>Побитовые</w:t>
+      </w:r>
+      <w:r>
+        <w:rPr>
+          <w:rFonts w:ascii="Times New Roman" w:hAnsi="Times New Roman"/>
+          <w:lang w:val="en-US"/>
+        </w:rPr>
+        <w:t xml:space="preserve"> ---")</w:t>
       </w:r>
     </w:p>
     <w:p>
@@ -3180,6 +2345,7 @@
       <w:r>
         <w:rPr>
           <w:rFonts w:ascii="Times New Roman" w:hAnsi="Times New Roman"/>
+          <w:lang w:val="en-US"/>
         </w:rPr>
         <w:t xml:space="preserve">    </w:t>
       </w:r>
@@ -3189,7 +2355,7 @@
           <w:rFonts w:ascii="Times New Roman" w:hAnsi="Times New Roman"/>
           <w:lang w:val="en-US"/>
         </w:rPr>
-        <w:t>if</w:t>
+        <w:t>print(</w:t>
       </w:r>
       <w:proofErr w:type="gramEnd"/>
       <w:r>
@@ -3197,7 +2363,7 @@
           <w:rFonts w:ascii="Times New Roman" w:hAnsi="Times New Roman"/>
           <w:lang w:val="en-US"/>
         </w:rPr>
-        <w:t xml:space="preserve"> a &gt; b { print("a &gt; b") }</w:t>
+        <w:t>"a &amp; b  = \(a &amp; b)")</w:t>
       </w:r>
     </w:p>
     <w:p>
@@ -3221,7 +2387,7 @@
           <w:rFonts w:ascii="Times New Roman" w:hAnsi="Times New Roman"/>
           <w:lang w:val="en-US"/>
         </w:rPr>
-        <w:t>else</w:t>
+        <w:t>print(</w:t>
       </w:r>
       <w:proofErr w:type="gramEnd"/>
       <w:r>
@@ -3229,7 +2395,7 @@
           <w:rFonts w:ascii="Times New Roman" w:hAnsi="Times New Roman"/>
           <w:lang w:val="en-US"/>
         </w:rPr>
-        <w:t xml:space="preserve"> if a &lt; b { print("a &lt; b") }</w:t>
+        <w:t>"a | b  = \(a | b)")</w:t>
       </w:r>
     </w:p>
     <w:p>
@@ -3253,7 +2419,7 @@
           <w:rFonts w:ascii="Times New Roman" w:hAnsi="Times New Roman"/>
           <w:lang w:val="en-US"/>
         </w:rPr>
-        <w:t>else</w:t>
+        <w:t>print(</w:t>
       </w:r>
       <w:proofErr w:type="gramEnd"/>
       <w:r>
@@ -3261,7 +2427,7 @@
           <w:rFonts w:ascii="Times New Roman" w:hAnsi="Times New Roman"/>
           <w:lang w:val="en-US"/>
         </w:rPr>
-        <w:t xml:space="preserve"> { print("a == b") }</w:t>
+        <w:t>"a ^ b  = \(a ^ b)")</w:t>
       </w:r>
     </w:p>
     <w:p>
@@ -3285,7 +2451,7 @@
           <w:rFonts w:ascii="Times New Roman" w:hAnsi="Times New Roman"/>
           <w:lang w:val="en-US"/>
         </w:rPr>
-        <w:t>switch</w:t>
+        <w:t>print(</w:t>
       </w:r>
       <w:proofErr w:type="gramEnd"/>
       <w:r>
@@ -3293,7 +2459,7 @@
           <w:rFonts w:ascii="Times New Roman" w:hAnsi="Times New Roman"/>
           <w:lang w:val="en-US"/>
         </w:rPr>
-        <w:t xml:space="preserve"> a % 2 {</w:t>
+        <w:t>"~a     = \(~a)")</w:t>
       </w:r>
     </w:p>
     <w:p>
@@ -3317,7 +2483,7 @@
           <w:rFonts w:ascii="Times New Roman" w:hAnsi="Times New Roman"/>
           <w:lang w:val="en-US"/>
         </w:rPr>
-        <w:t>case</w:t>
+        <w:t>print(</w:t>
       </w:r>
       <w:proofErr w:type="gramEnd"/>
       <w:r>
@@ -3325,20 +2491,7 @@
           <w:rFonts w:ascii="Times New Roman" w:hAnsi="Times New Roman"/>
           <w:lang w:val="en-US"/>
         </w:rPr>
-        <w:t xml:space="preserve"> 0: print("a </w:t>
-      </w:r>
-      <w:r>
-        <w:rPr>
-          <w:rFonts w:ascii="Times New Roman" w:hAnsi="Times New Roman"/>
-        </w:rPr>
-        <w:t>чётное</w:t>
-      </w:r>
-      <w:r>
-        <w:rPr>
-          <w:rFonts w:ascii="Times New Roman" w:hAnsi="Times New Roman"/>
-          <w:lang w:val="en-US"/>
-        </w:rPr>
-        <w:t>")</w:t>
+        <w:t>"a &lt;&lt; 1 = \(a &lt;&lt; 1)")</w:t>
       </w:r>
     </w:p>
     <w:p>
@@ -3362,7 +2515,7 @@
           <w:rFonts w:ascii="Times New Roman" w:hAnsi="Times New Roman"/>
           <w:lang w:val="en-US"/>
         </w:rPr>
-        <w:t>default</w:t>
+        <w:t>print(</w:t>
       </w:r>
       <w:proofErr w:type="gramEnd"/>
       <w:r>
@@ -3370,20 +2523,7 @@
           <w:rFonts w:ascii="Times New Roman" w:hAnsi="Times New Roman"/>
           <w:lang w:val="en-US"/>
         </w:rPr>
-        <w:t xml:space="preserve">: print("a </w:t>
-      </w:r>
-      <w:r>
-        <w:rPr>
-          <w:rFonts w:ascii="Times New Roman" w:hAnsi="Times New Roman"/>
-        </w:rPr>
-        <w:t>нечётное</w:t>
-      </w:r>
-      <w:r>
-        <w:rPr>
-          <w:rFonts w:ascii="Times New Roman" w:hAnsi="Times New Roman"/>
-          <w:lang w:val="en-US"/>
-        </w:rPr>
-        <w:t>")</w:t>
+        <w:t>"a &gt;&gt; 1 = \(a &gt;&gt; 1)")</w:t>
       </w:r>
     </w:p>
     <w:p>
@@ -3399,7 +2539,7 @@
           <w:rFonts w:ascii="Times New Roman" w:hAnsi="Times New Roman"/>
           <w:lang w:val="en-US"/>
         </w:rPr>
-        <w:t xml:space="preserve">    }</w:t>
+        <w:t>}</w:t>
       </w:r>
     </w:p>
     <w:p>
@@ -3410,13 +2550,6 @@
           <w:lang w:val="en-US"/>
         </w:rPr>
       </w:pPr>
-      <w:r>
-        <w:rPr>
-          <w:rFonts w:ascii="Times New Roman" w:hAnsi="Times New Roman"/>
-          <w:lang w:val="en-US"/>
-        </w:rPr>
-        <w:t xml:space="preserve">    // guard</w:t>
-      </w:r>
     </w:p>
     <w:p>
       <w:pPr>
@@ -3426,13 +2559,6 @@
           <w:lang w:val="en-US"/>
         </w:rPr>
       </w:pPr>
-      <w:r>
-        <w:rPr>
-          <w:rFonts w:ascii="Times New Roman" w:hAnsi="Times New Roman"/>
-          <w:lang w:val="en-US"/>
-        </w:rPr>
-        <w:t xml:space="preserve">    </w:t>
-      </w:r>
       <w:proofErr w:type="spellStart"/>
       <w:proofErr w:type="gramStart"/>
       <w:r>
@@ -3457,7 +2583,7 @@
           <w:rFonts w:ascii="Times New Roman" w:hAnsi="Times New Roman"/>
           <w:lang w:val="en-US"/>
         </w:rPr>
-        <w:t>checkPositive</w:t>
+        <w:t>demoAssignment</w:t>
       </w:r>
       <w:proofErr w:type="spellEnd"/>
       <w:r>
@@ -3465,7 +2591,7 @@
           <w:rFonts w:ascii="Times New Roman" w:hAnsi="Times New Roman"/>
           <w:lang w:val="en-US"/>
         </w:rPr>
-        <w:t xml:space="preserve">(_ </w:t>
+        <w:t xml:space="preserve">(a: </w:t>
       </w:r>
       <w:proofErr w:type="spellStart"/>
       <w:r>
@@ -3473,7 +2599,7 @@
           <w:rFonts w:ascii="Times New Roman" w:hAnsi="Times New Roman"/>
           <w:lang w:val="en-US"/>
         </w:rPr>
-        <w:t>num</w:t>
+        <w:t>Int</w:t>
       </w:r>
       <w:proofErr w:type="spellEnd"/>
       <w:r>
@@ -3481,7 +2607,7 @@
           <w:rFonts w:ascii="Times New Roman" w:hAnsi="Times New Roman"/>
           <w:lang w:val="en-US"/>
         </w:rPr>
-        <w:t xml:space="preserve">: </w:t>
+        <w:t xml:space="preserve">, b: </w:t>
       </w:r>
       <w:proofErr w:type="spellStart"/>
       <w:r>
@@ -3513,39 +2639,25 @@
           <w:rFonts w:ascii="Times New Roman" w:hAnsi="Times New Roman"/>
           <w:lang w:val="en-US"/>
         </w:rPr>
-        <w:t xml:space="preserve">        </w:t>
-      </w:r>
+        <w:t xml:space="preserve">    </w:t>
+      </w:r>
+      <w:proofErr w:type="spellStart"/>
       <w:proofErr w:type="gramStart"/>
       <w:r>
         <w:rPr>
           <w:rFonts w:ascii="Times New Roman" w:hAnsi="Times New Roman"/>
           <w:lang w:val="en-US"/>
         </w:rPr>
-        <w:t>guard</w:t>
-      </w:r>
+        <w:t>var</w:t>
+      </w:r>
+      <w:proofErr w:type="spellEnd"/>
       <w:proofErr w:type="gramEnd"/>
       <w:r>
         <w:rPr>
           <w:rFonts w:ascii="Times New Roman" w:hAnsi="Times New Roman"/>
           <w:lang w:val="en-US"/>
         </w:rPr>
-        <w:t xml:space="preserve"> </w:t>
-      </w:r>
-      <w:proofErr w:type="spellStart"/>
-      <w:r>
-        <w:rPr>
-          <w:rFonts w:ascii="Times New Roman" w:hAnsi="Times New Roman"/>
-          <w:lang w:val="en-US"/>
-        </w:rPr>
-        <w:t>num</w:t>
-      </w:r>
-      <w:proofErr w:type="spellEnd"/>
-      <w:r>
-        <w:rPr>
-          <w:rFonts w:ascii="Times New Roman" w:hAnsi="Times New Roman"/>
-          <w:lang w:val="en-US"/>
-        </w:rPr>
-        <w:t xml:space="preserve"> &gt;= 0 else {</w:t>
+        <w:t xml:space="preserve"> x = a</w:t>
       </w:r>
     </w:p>
     <w:p>
@@ -3561,65 +2673,25 @@
           <w:rFonts w:ascii="Times New Roman" w:hAnsi="Times New Roman"/>
           <w:lang w:val="en-US"/>
         </w:rPr>
-        <w:t xml:space="preserve">            </w:t>
-      </w:r>
+        <w:t xml:space="preserve">    </w:t>
+      </w:r>
+      <w:proofErr w:type="spellStart"/>
       <w:proofErr w:type="gramStart"/>
       <w:r>
         <w:rPr>
           <w:rFonts w:ascii="Times New Roman" w:hAnsi="Times New Roman"/>
           <w:lang w:val="en-US"/>
         </w:rPr>
-        <w:t>print(</w:t>
-      </w:r>
+        <w:t>var</w:t>
+      </w:r>
+      <w:proofErr w:type="spellEnd"/>
       <w:proofErr w:type="gramEnd"/>
       <w:r>
         <w:rPr>
           <w:rFonts w:ascii="Times New Roman" w:hAnsi="Times New Roman"/>
           <w:lang w:val="en-US"/>
         </w:rPr>
-        <w:t>"\(</w:t>
-      </w:r>
-      <w:proofErr w:type="spellStart"/>
-      <w:r>
-        <w:rPr>
-          <w:rFonts w:ascii="Times New Roman" w:hAnsi="Times New Roman"/>
-          <w:lang w:val="en-US"/>
-        </w:rPr>
-        <w:t>num</w:t>
-      </w:r>
-      <w:proofErr w:type="spellEnd"/>
-      <w:r>
-        <w:rPr>
-          <w:rFonts w:ascii="Times New Roman" w:hAnsi="Times New Roman"/>
-          <w:lang w:val="en-US"/>
-        </w:rPr>
-        <w:t xml:space="preserve">) </w:t>
-      </w:r>
-      <w:r>
-        <w:rPr>
-          <w:rFonts w:ascii="Times New Roman" w:hAnsi="Times New Roman"/>
-        </w:rPr>
-        <w:t>отрицательное</w:t>
-      </w:r>
-      <w:r>
-        <w:rPr>
-          <w:rFonts w:ascii="Times New Roman" w:hAnsi="Times New Roman"/>
-          <w:lang w:val="en-US"/>
-        </w:rPr>
-        <w:t xml:space="preserve"> – </w:t>
-      </w:r>
-      <w:r>
-        <w:rPr>
-          <w:rFonts w:ascii="Times New Roman" w:hAnsi="Times New Roman"/>
-        </w:rPr>
-        <w:t>недопустимо</w:t>
-      </w:r>
-      <w:r>
-        <w:rPr>
-          <w:rFonts w:ascii="Times New Roman" w:hAnsi="Times New Roman"/>
-          <w:lang w:val="en-US"/>
-        </w:rPr>
-        <w:t>")</w:t>
+        <w:t xml:space="preserve"> y = b</w:t>
       </w:r>
     </w:p>
     <w:p>
@@ -3634,6 +2706,1026 @@
         <w:rPr>
           <w:rFonts w:ascii="Times New Roman" w:hAnsi="Times New Roman"/>
           <w:lang w:val="en-US"/>
+        </w:rPr>
+        <w:t xml:space="preserve">    </w:t>
+      </w:r>
+      <w:proofErr w:type="gramStart"/>
+      <w:r>
+        <w:rPr>
+          <w:rFonts w:ascii="Times New Roman" w:hAnsi="Times New Roman"/>
+          <w:lang w:val="en-US"/>
+        </w:rPr>
+        <w:t>print(</w:t>
+      </w:r>
+      <w:proofErr w:type="gramEnd"/>
+      <w:r>
+        <w:rPr>
+          <w:rFonts w:ascii="Times New Roman" w:hAnsi="Times New Roman"/>
+          <w:lang w:val="en-US"/>
+        </w:rPr>
+        <w:t xml:space="preserve">"\n--- </w:t>
+      </w:r>
+      <w:r>
+        <w:rPr>
+          <w:rFonts w:ascii="Times New Roman" w:hAnsi="Times New Roman"/>
+        </w:rPr>
+        <w:t>Присваивания</w:t>
+      </w:r>
+      <w:r>
+        <w:rPr>
+          <w:rFonts w:ascii="Times New Roman" w:hAnsi="Times New Roman"/>
+          <w:lang w:val="en-US"/>
+        </w:rPr>
+        <w:t xml:space="preserve"> ---")</w:t>
+      </w:r>
+    </w:p>
+    <w:p>
+      <w:pPr>
+        <w:spacing w:before="0" w:beforeAutospacing="0" w:after="0" w:afterAutospacing="0" w:line="320" w:lineRule="exact"/>
+        <w:rPr>
+          <w:rFonts w:ascii="Times New Roman" w:hAnsi="Times New Roman"/>
+          <w:lang w:val="en-US"/>
+        </w:rPr>
+      </w:pPr>
+      <w:r>
+        <w:rPr>
+          <w:rFonts w:ascii="Times New Roman" w:hAnsi="Times New Roman"/>
+          <w:lang w:val="en-US"/>
+        </w:rPr>
+        <w:t xml:space="preserve">    </w:t>
+      </w:r>
+      <w:proofErr w:type="gramStart"/>
+      <w:r>
+        <w:rPr>
+          <w:rFonts w:ascii="Times New Roman" w:hAnsi="Times New Roman"/>
+          <w:lang w:val="en-US"/>
+        </w:rPr>
+        <w:t>print(</w:t>
+      </w:r>
+      <w:proofErr w:type="gramEnd"/>
+      <w:r>
+        <w:rPr>
+          <w:rFonts w:ascii="Times New Roman" w:hAnsi="Times New Roman"/>
+          <w:lang w:val="en-US"/>
+        </w:rPr>
+        <w:t>"x = \(x), y = \(y)")</w:t>
+      </w:r>
+    </w:p>
+    <w:p>
+      <w:pPr>
+        <w:spacing w:before="0" w:beforeAutospacing="0" w:after="0" w:afterAutospacing="0" w:line="320" w:lineRule="exact"/>
+        <w:rPr>
+          <w:rFonts w:ascii="Times New Roman" w:hAnsi="Times New Roman"/>
+          <w:lang w:val="en-US"/>
+        </w:rPr>
+      </w:pPr>
+      <w:r>
+        <w:rPr>
+          <w:rFonts w:ascii="Times New Roman" w:hAnsi="Times New Roman"/>
+          <w:lang w:val="en-US"/>
+        </w:rPr>
+        <w:t xml:space="preserve">    x += y; </w:t>
+      </w:r>
+      <w:proofErr w:type="gramStart"/>
+      <w:r>
+        <w:rPr>
+          <w:rFonts w:ascii="Times New Roman" w:hAnsi="Times New Roman"/>
+          <w:lang w:val="en-US"/>
+        </w:rPr>
+        <w:t>print(</w:t>
+      </w:r>
+      <w:proofErr w:type="gramEnd"/>
+      <w:r>
+        <w:rPr>
+          <w:rFonts w:ascii="Times New Roman" w:hAnsi="Times New Roman"/>
+          <w:lang w:val="en-US"/>
+        </w:rPr>
+        <w:t>"x += y → x = \(x)")</w:t>
+      </w:r>
+    </w:p>
+    <w:p>
+      <w:pPr>
+        <w:spacing w:before="0" w:beforeAutospacing="0" w:after="0" w:afterAutospacing="0" w:line="320" w:lineRule="exact"/>
+        <w:rPr>
+          <w:rFonts w:ascii="Times New Roman" w:hAnsi="Times New Roman"/>
+          <w:lang w:val="en-US"/>
+        </w:rPr>
+      </w:pPr>
+      <w:r>
+        <w:rPr>
+          <w:rFonts w:ascii="Times New Roman" w:hAnsi="Times New Roman"/>
+          <w:lang w:val="en-US"/>
+        </w:rPr>
+        <w:t xml:space="preserve">    x -= y; </w:t>
+      </w:r>
+      <w:proofErr w:type="gramStart"/>
+      <w:r>
+        <w:rPr>
+          <w:rFonts w:ascii="Times New Roman" w:hAnsi="Times New Roman"/>
+          <w:lang w:val="en-US"/>
+        </w:rPr>
+        <w:t>print(</w:t>
+      </w:r>
+      <w:proofErr w:type="gramEnd"/>
+      <w:r>
+        <w:rPr>
+          <w:rFonts w:ascii="Times New Roman" w:hAnsi="Times New Roman"/>
+          <w:lang w:val="en-US"/>
+        </w:rPr>
+        <w:t>"x -= y → x = \(x)")</w:t>
+      </w:r>
+    </w:p>
+    <w:p>
+      <w:pPr>
+        <w:spacing w:before="0" w:beforeAutospacing="0" w:after="0" w:afterAutospacing="0" w:line="320" w:lineRule="exact"/>
+        <w:rPr>
+          <w:rFonts w:ascii="Times New Roman" w:hAnsi="Times New Roman"/>
+          <w:lang w:val="en-US"/>
+        </w:rPr>
+      </w:pPr>
+      <w:r>
+        <w:rPr>
+          <w:rFonts w:ascii="Times New Roman" w:hAnsi="Times New Roman"/>
+          <w:lang w:val="en-US"/>
+        </w:rPr>
+        <w:t xml:space="preserve">    </w:t>
+      </w:r>
+      <w:proofErr w:type="gramStart"/>
+      <w:r>
+        <w:rPr>
+          <w:rFonts w:ascii="Times New Roman" w:hAnsi="Times New Roman"/>
+          <w:lang w:val="en-US"/>
+        </w:rPr>
+        <w:t>x</w:t>
+      </w:r>
+      <w:proofErr w:type="gramEnd"/>
+      <w:r>
+        <w:rPr>
+          <w:rFonts w:ascii="Times New Roman" w:hAnsi="Times New Roman"/>
+          <w:lang w:val="en-US"/>
+        </w:rPr>
+        <w:t xml:space="preserve"> *= y; print("x *= y → x = \(x)")</w:t>
+      </w:r>
+    </w:p>
+    <w:p>
+      <w:pPr>
+        <w:spacing w:before="0" w:beforeAutospacing="0" w:after="0" w:afterAutospacing="0" w:line="320" w:lineRule="exact"/>
+        <w:rPr>
+          <w:rFonts w:ascii="Times New Roman" w:hAnsi="Times New Roman"/>
+          <w:lang w:val="en-US"/>
+        </w:rPr>
+      </w:pPr>
+      <w:r>
+        <w:rPr>
+          <w:rFonts w:ascii="Times New Roman" w:hAnsi="Times New Roman"/>
+          <w:lang w:val="en-US"/>
+        </w:rPr>
+        <w:t xml:space="preserve">    </w:t>
+      </w:r>
+      <w:proofErr w:type="gramStart"/>
+      <w:r>
+        <w:rPr>
+          <w:rFonts w:ascii="Times New Roman" w:hAnsi="Times New Roman"/>
+          <w:lang w:val="en-US"/>
+        </w:rPr>
+        <w:t>x</w:t>
+      </w:r>
+      <w:proofErr w:type="gramEnd"/>
+      <w:r>
+        <w:rPr>
+          <w:rFonts w:ascii="Times New Roman" w:hAnsi="Times New Roman"/>
+          <w:lang w:val="en-US"/>
+        </w:rPr>
+        <w:t xml:space="preserve"> /= y; print("x /= y → x = \(x)")</w:t>
+      </w:r>
+    </w:p>
+    <w:p>
+      <w:pPr>
+        <w:spacing w:before="0" w:beforeAutospacing="0" w:after="0" w:afterAutospacing="0" w:line="320" w:lineRule="exact"/>
+        <w:rPr>
+          <w:rFonts w:ascii="Times New Roman" w:hAnsi="Times New Roman"/>
+          <w:lang w:val="en-US"/>
+        </w:rPr>
+      </w:pPr>
+      <w:r>
+        <w:rPr>
+          <w:rFonts w:ascii="Times New Roman" w:hAnsi="Times New Roman"/>
+          <w:lang w:val="en-US"/>
+        </w:rPr>
+        <w:t xml:space="preserve">    </w:t>
+      </w:r>
+      <w:proofErr w:type="gramStart"/>
+      <w:r>
+        <w:rPr>
+          <w:rFonts w:ascii="Times New Roman" w:hAnsi="Times New Roman"/>
+          <w:lang w:val="en-US"/>
+        </w:rPr>
+        <w:t>x</w:t>
+      </w:r>
+      <w:proofErr w:type="gramEnd"/>
+      <w:r>
+        <w:rPr>
+          <w:rFonts w:ascii="Times New Roman" w:hAnsi="Times New Roman"/>
+          <w:lang w:val="en-US"/>
+        </w:rPr>
+        <w:t xml:space="preserve"> %= y; print("x %= y → x = \(x)")</w:t>
+      </w:r>
+    </w:p>
+    <w:p>
+      <w:pPr>
+        <w:spacing w:before="0" w:beforeAutospacing="0" w:after="0" w:afterAutospacing="0" w:line="320" w:lineRule="exact"/>
+        <w:rPr>
+          <w:rFonts w:ascii="Times New Roman" w:hAnsi="Times New Roman"/>
+          <w:lang w:val="en-US"/>
+        </w:rPr>
+      </w:pPr>
+      <w:r>
+        <w:rPr>
+          <w:rFonts w:ascii="Times New Roman" w:hAnsi="Times New Roman"/>
+          <w:lang w:val="en-US"/>
+        </w:rPr>
+        <w:t xml:space="preserve">    </w:t>
+      </w:r>
+      <w:proofErr w:type="spellStart"/>
+      <w:proofErr w:type="gramStart"/>
+      <w:r>
+        <w:rPr>
+          <w:rFonts w:ascii="Times New Roman" w:hAnsi="Times New Roman"/>
+          <w:lang w:val="en-US"/>
+        </w:rPr>
+        <w:t>var</w:t>
+      </w:r>
+      <w:proofErr w:type="spellEnd"/>
+      <w:proofErr w:type="gramEnd"/>
+      <w:r>
+        <w:rPr>
+          <w:rFonts w:ascii="Times New Roman" w:hAnsi="Times New Roman"/>
+          <w:lang w:val="en-US"/>
+        </w:rPr>
+        <w:t xml:space="preserve"> p = a</w:t>
+      </w:r>
+    </w:p>
+    <w:p>
+      <w:pPr>
+        <w:spacing w:before="0" w:beforeAutospacing="0" w:after="0" w:afterAutospacing="0" w:line="320" w:lineRule="exact"/>
+        <w:rPr>
+          <w:rFonts w:ascii="Times New Roman" w:hAnsi="Times New Roman"/>
+          <w:lang w:val="en-US"/>
+        </w:rPr>
+      </w:pPr>
+      <w:r>
+        <w:rPr>
+          <w:rFonts w:ascii="Times New Roman" w:hAnsi="Times New Roman"/>
+          <w:lang w:val="en-US"/>
+        </w:rPr>
+        <w:t xml:space="preserve">    </w:t>
+      </w:r>
+      <w:proofErr w:type="gramStart"/>
+      <w:r>
+        <w:rPr>
+          <w:rFonts w:ascii="Times New Roman" w:hAnsi="Times New Roman"/>
+          <w:lang w:val="en-US"/>
+        </w:rPr>
+        <w:t>p</w:t>
+      </w:r>
+      <w:proofErr w:type="gramEnd"/>
+      <w:r>
+        <w:rPr>
+          <w:rFonts w:ascii="Times New Roman" w:hAnsi="Times New Roman"/>
+          <w:lang w:val="en-US"/>
+        </w:rPr>
+        <w:t xml:space="preserve"> &amp;= b;  print("p &amp;= b  → p = \(p)")</w:t>
+      </w:r>
+    </w:p>
+    <w:p>
+      <w:pPr>
+        <w:spacing w:before="0" w:beforeAutospacing="0" w:after="0" w:afterAutospacing="0" w:line="320" w:lineRule="exact"/>
+        <w:rPr>
+          <w:rFonts w:ascii="Times New Roman" w:hAnsi="Times New Roman"/>
+          <w:lang w:val="en-US"/>
+        </w:rPr>
+      </w:pPr>
+      <w:r>
+        <w:rPr>
+          <w:rFonts w:ascii="Times New Roman" w:hAnsi="Times New Roman"/>
+          <w:lang w:val="en-US"/>
+        </w:rPr>
+        <w:t xml:space="preserve">    p = a; p |= b</w:t>
+      </w:r>
+      <w:proofErr w:type="gramStart"/>
+      <w:r>
+        <w:rPr>
+          <w:rFonts w:ascii="Times New Roman" w:hAnsi="Times New Roman"/>
+          <w:lang w:val="en-US"/>
+        </w:rPr>
+        <w:t>;  print</w:t>
+      </w:r>
+      <w:proofErr w:type="gramEnd"/>
+      <w:r>
+        <w:rPr>
+          <w:rFonts w:ascii="Times New Roman" w:hAnsi="Times New Roman"/>
+          <w:lang w:val="en-US"/>
+        </w:rPr>
+        <w:t>("p |= b  → p = \(p)")</w:t>
+      </w:r>
+    </w:p>
+    <w:p>
+      <w:pPr>
+        <w:spacing w:before="0" w:beforeAutospacing="0" w:after="0" w:afterAutospacing="0" w:line="320" w:lineRule="exact"/>
+        <w:rPr>
+          <w:rFonts w:ascii="Times New Roman" w:hAnsi="Times New Roman"/>
+          <w:lang w:val="en-US"/>
+        </w:rPr>
+      </w:pPr>
+      <w:r>
+        <w:rPr>
+          <w:rFonts w:ascii="Times New Roman" w:hAnsi="Times New Roman"/>
+          <w:lang w:val="en-US"/>
+        </w:rPr>
+        <w:t xml:space="preserve">    p = a; p ^= b</w:t>
+      </w:r>
+      <w:proofErr w:type="gramStart"/>
+      <w:r>
+        <w:rPr>
+          <w:rFonts w:ascii="Times New Roman" w:hAnsi="Times New Roman"/>
+          <w:lang w:val="en-US"/>
+        </w:rPr>
+        <w:t>;  print</w:t>
+      </w:r>
+      <w:proofErr w:type="gramEnd"/>
+      <w:r>
+        <w:rPr>
+          <w:rFonts w:ascii="Times New Roman" w:hAnsi="Times New Roman"/>
+          <w:lang w:val="en-US"/>
+        </w:rPr>
+        <w:t>("p ^= b  → p = \(p)")</w:t>
+      </w:r>
+    </w:p>
+    <w:p>
+      <w:pPr>
+        <w:spacing w:before="0" w:beforeAutospacing="0" w:after="0" w:afterAutospacing="0" w:line="320" w:lineRule="exact"/>
+        <w:rPr>
+          <w:rFonts w:ascii="Times New Roman" w:hAnsi="Times New Roman"/>
+          <w:lang w:val="en-US"/>
+        </w:rPr>
+      </w:pPr>
+      <w:r>
+        <w:rPr>
+          <w:rFonts w:ascii="Times New Roman" w:hAnsi="Times New Roman"/>
+          <w:lang w:val="en-US"/>
+        </w:rPr>
+        <w:t xml:space="preserve">    p = a; p &lt;&lt;= 1; </w:t>
+      </w:r>
+      <w:proofErr w:type="gramStart"/>
+      <w:r>
+        <w:rPr>
+          <w:rFonts w:ascii="Times New Roman" w:hAnsi="Times New Roman"/>
+          <w:lang w:val="en-US"/>
+        </w:rPr>
+        <w:t>print(</w:t>
+      </w:r>
+      <w:proofErr w:type="gramEnd"/>
+      <w:r>
+        <w:rPr>
+          <w:rFonts w:ascii="Times New Roman" w:hAnsi="Times New Roman"/>
+          <w:lang w:val="en-US"/>
+        </w:rPr>
+        <w:t>"p &lt;&lt;= 1 → p = \(p)")</w:t>
+      </w:r>
+    </w:p>
+    <w:p>
+      <w:pPr>
+        <w:spacing w:before="0" w:beforeAutospacing="0" w:after="0" w:afterAutospacing="0" w:line="320" w:lineRule="exact"/>
+        <w:rPr>
+          <w:rFonts w:ascii="Times New Roman" w:hAnsi="Times New Roman"/>
+          <w:lang w:val="en-US"/>
+        </w:rPr>
+      </w:pPr>
+      <w:r>
+        <w:rPr>
+          <w:rFonts w:ascii="Times New Roman" w:hAnsi="Times New Roman"/>
+          <w:lang w:val="en-US"/>
+        </w:rPr>
+        <w:t xml:space="preserve">    p = a; p &gt;&gt;= 1; </w:t>
+      </w:r>
+      <w:proofErr w:type="gramStart"/>
+      <w:r>
+        <w:rPr>
+          <w:rFonts w:ascii="Times New Roman" w:hAnsi="Times New Roman"/>
+          <w:lang w:val="en-US"/>
+        </w:rPr>
+        <w:t>print(</w:t>
+      </w:r>
+      <w:proofErr w:type="gramEnd"/>
+      <w:r>
+        <w:rPr>
+          <w:rFonts w:ascii="Times New Roman" w:hAnsi="Times New Roman"/>
+          <w:lang w:val="en-US"/>
+        </w:rPr>
+        <w:t>"p &gt;&gt;= 1 → p = \(p)")</w:t>
+      </w:r>
+    </w:p>
+    <w:p>
+      <w:pPr>
+        <w:spacing w:before="0" w:beforeAutospacing="0" w:after="0" w:afterAutospacing="0" w:line="320" w:lineRule="exact"/>
+        <w:rPr>
+          <w:rFonts w:ascii="Times New Roman" w:hAnsi="Times New Roman"/>
+          <w:lang w:val="en-US"/>
+        </w:rPr>
+      </w:pPr>
+      <w:r>
+        <w:rPr>
+          <w:rFonts w:ascii="Times New Roman" w:hAnsi="Times New Roman"/>
+          <w:lang w:val="en-US"/>
+        </w:rPr>
+        <w:t>}</w:t>
+      </w:r>
+    </w:p>
+    <w:p>
+      <w:pPr>
+        <w:spacing w:before="0" w:beforeAutospacing="0" w:after="0" w:afterAutospacing="0" w:line="320" w:lineRule="exact"/>
+        <w:rPr>
+          <w:rFonts w:ascii="Times New Roman" w:hAnsi="Times New Roman"/>
+          <w:lang w:val="en-US"/>
+        </w:rPr>
+      </w:pPr>
+    </w:p>
+    <w:p>
+      <w:pPr>
+        <w:spacing w:before="0" w:beforeAutospacing="0" w:after="0" w:afterAutospacing="0" w:line="320" w:lineRule="exact"/>
+        <w:rPr>
+          <w:rFonts w:ascii="Times New Roman" w:hAnsi="Times New Roman"/>
+          <w:lang w:val="en-US"/>
+        </w:rPr>
+      </w:pPr>
+      <w:proofErr w:type="spellStart"/>
+      <w:proofErr w:type="gramStart"/>
+      <w:r>
+        <w:rPr>
+          <w:rFonts w:ascii="Times New Roman" w:hAnsi="Times New Roman"/>
+          <w:lang w:val="en-US"/>
+        </w:rPr>
+        <w:t>func</w:t>
+      </w:r>
+      <w:proofErr w:type="spellEnd"/>
+      <w:proofErr w:type="gramEnd"/>
+      <w:r>
+        <w:rPr>
+          <w:rFonts w:ascii="Times New Roman" w:hAnsi="Times New Roman"/>
+          <w:lang w:val="en-US"/>
+        </w:rPr>
+        <w:t xml:space="preserve"> </w:t>
+      </w:r>
+      <w:proofErr w:type="spellStart"/>
+      <w:r>
+        <w:rPr>
+          <w:rFonts w:ascii="Times New Roman" w:hAnsi="Times New Roman"/>
+          <w:lang w:val="en-US"/>
+        </w:rPr>
+        <w:t>demoConditionalsAndLoops</w:t>
+      </w:r>
+      <w:proofErr w:type="spellEnd"/>
+      <w:r>
+        <w:rPr>
+          <w:rFonts w:ascii="Times New Roman" w:hAnsi="Times New Roman"/>
+          <w:lang w:val="en-US"/>
+        </w:rPr>
+        <w:t xml:space="preserve">(a: </w:t>
+      </w:r>
+      <w:proofErr w:type="spellStart"/>
+      <w:r>
+        <w:rPr>
+          <w:rFonts w:ascii="Times New Roman" w:hAnsi="Times New Roman"/>
+          <w:lang w:val="en-US"/>
+        </w:rPr>
+        <w:t>Int</w:t>
+      </w:r>
+      <w:proofErr w:type="spellEnd"/>
+      <w:r>
+        <w:rPr>
+          <w:rFonts w:ascii="Times New Roman" w:hAnsi="Times New Roman"/>
+          <w:lang w:val="en-US"/>
+        </w:rPr>
+        <w:t xml:space="preserve">, b: </w:t>
+      </w:r>
+      <w:proofErr w:type="spellStart"/>
+      <w:r>
+        <w:rPr>
+          <w:rFonts w:ascii="Times New Roman" w:hAnsi="Times New Roman"/>
+          <w:lang w:val="en-US"/>
+        </w:rPr>
+        <w:t>Int</w:t>
+      </w:r>
+      <w:proofErr w:type="spellEnd"/>
+      <w:r>
+        <w:rPr>
+          <w:rFonts w:ascii="Times New Roman" w:hAnsi="Times New Roman"/>
+          <w:lang w:val="en-US"/>
+        </w:rPr>
+        <w:t>) {</w:t>
+      </w:r>
+    </w:p>
+    <w:p>
+      <w:pPr>
+        <w:spacing w:before="0" w:beforeAutospacing="0" w:after="0" w:afterAutospacing="0" w:line="320" w:lineRule="exact"/>
+        <w:rPr>
+          <w:rFonts w:ascii="Times New Roman" w:hAnsi="Times New Roman"/>
+        </w:rPr>
+      </w:pPr>
+      <w:r>
+        <w:rPr>
+          <w:rFonts w:ascii="Times New Roman" w:hAnsi="Times New Roman"/>
+          <w:lang w:val="en-US"/>
+        </w:rPr>
+        <w:t xml:space="preserve">    </w:t>
+      </w:r>
+      <w:proofErr w:type="spellStart"/>
+      <w:proofErr w:type="gramStart"/>
+      <w:r>
+        <w:rPr>
+          <w:rFonts w:ascii="Times New Roman" w:hAnsi="Times New Roman"/>
+        </w:rPr>
+        <w:t>print</w:t>
+      </w:r>
+      <w:proofErr w:type="spellEnd"/>
+      <w:r>
+        <w:rPr>
+          <w:rFonts w:ascii="Times New Roman" w:hAnsi="Times New Roman"/>
+        </w:rPr>
+        <w:t>(</w:t>
+      </w:r>
+      <w:proofErr w:type="gramEnd"/>
+      <w:r>
+        <w:rPr>
+          <w:rFonts w:ascii="Times New Roman" w:hAnsi="Times New Roman"/>
+        </w:rPr>
+        <w:t>"\n--- Условные и циклы ---")</w:t>
+      </w:r>
+    </w:p>
+    <w:p>
+      <w:pPr>
+        <w:spacing w:before="0" w:beforeAutospacing="0" w:after="0" w:afterAutospacing="0" w:line="320" w:lineRule="exact"/>
+        <w:rPr>
+          <w:rFonts w:ascii="Times New Roman" w:hAnsi="Times New Roman"/>
+          <w:lang w:val="en-US"/>
+        </w:rPr>
+      </w:pPr>
+      <w:r>
+        <w:rPr>
+          <w:rFonts w:ascii="Times New Roman" w:hAnsi="Times New Roman"/>
+        </w:rPr>
+        <w:t xml:space="preserve">    </w:t>
+      </w:r>
+      <w:proofErr w:type="gramStart"/>
+      <w:r>
+        <w:rPr>
+          <w:rFonts w:ascii="Times New Roman" w:hAnsi="Times New Roman"/>
+          <w:lang w:val="en-US"/>
+        </w:rPr>
+        <w:t>if</w:t>
+      </w:r>
+      <w:proofErr w:type="gramEnd"/>
+      <w:r>
+        <w:rPr>
+          <w:rFonts w:ascii="Times New Roman" w:hAnsi="Times New Roman"/>
+          <w:lang w:val="en-US"/>
+        </w:rPr>
+        <w:t xml:space="preserve"> a &gt; b { print("a &gt; b") }</w:t>
+      </w:r>
+    </w:p>
+    <w:p>
+      <w:pPr>
+        <w:spacing w:before="0" w:beforeAutospacing="0" w:after="0" w:afterAutospacing="0" w:line="320" w:lineRule="exact"/>
+        <w:rPr>
+          <w:rFonts w:ascii="Times New Roman" w:hAnsi="Times New Roman"/>
+          <w:lang w:val="en-US"/>
+        </w:rPr>
+      </w:pPr>
+      <w:r>
+        <w:rPr>
+          <w:rFonts w:ascii="Times New Roman" w:hAnsi="Times New Roman"/>
+          <w:lang w:val="en-US"/>
+        </w:rPr>
+        <w:t xml:space="preserve">    </w:t>
+      </w:r>
+      <w:proofErr w:type="gramStart"/>
+      <w:r>
+        <w:rPr>
+          <w:rFonts w:ascii="Times New Roman" w:hAnsi="Times New Roman"/>
+          <w:lang w:val="en-US"/>
+        </w:rPr>
+        <w:t>else</w:t>
+      </w:r>
+      <w:proofErr w:type="gramEnd"/>
+      <w:r>
+        <w:rPr>
+          <w:rFonts w:ascii="Times New Roman" w:hAnsi="Times New Roman"/>
+          <w:lang w:val="en-US"/>
+        </w:rPr>
+        <w:t xml:space="preserve"> if a &lt; b { print("a &lt; b") }</w:t>
+      </w:r>
+    </w:p>
+    <w:p>
+      <w:pPr>
+        <w:spacing w:before="0" w:beforeAutospacing="0" w:after="0" w:afterAutospacing="0" w:line="320" w:lineRule="exact"/>
+        <w:rPr>
+          <w:rFonts w:ascii="Times New Roman" w:hAnsi="Times New Roman"/>
+          <w:lang w:val="en-US"/>
+        </w:rPr>
+      </w:pPr>
+      <w:r>
+        <w:rPr>
+          <w:rFonts w:ascii="Times New Roman" w:hAnsi="Times New Roman"/>
+          <w:lang w:val="en-US"/>
+        </w:rPr>
+        <w:t xml:space="preserve">    </w:t>
+      </w:r>
+      <w:proofErr w:type="gramStart"/>
+      <w:r>
+        <w:rPr>
+          <w:rFonts w:ascii="Times New Roman" w:hAnsi="Times New Roman"/>
+          <w:lang w:val="en-US"/>
+        </w:rPr>
+        <w:t>else</w:t>
+      </w:r>
+      <w:proofErr w:type="gramEnd"/>
+      <w:r>
+        <w:rPr>
+          <w:rFonts w:ascii="Times New Roman" w:hAnsi="Times New Roman"/>
+          <w:lang w:val="en-US"/>
+        </w:rPr>
+        <w:t xml:space="preserve"> { print("a == b") }</w:t>
+      </w:r>
+    </w:p>
+    <w:p>
+      <w:pPr>
+        <w:spacing w:before="0" w:beforeAutospacing="0" w:after="0" w:afterAutospacing="0" w:line="320" w:lineRule="exact"/>
+        <w:rPr>
+          <w:rFonts w:ascii="Times New Roman" w:hAnsi="Times New Roman"/>
+          <w:lang w:val="en-US"/>
+        </w:rPr>
+      </w:pPr>
+      <w:r>
+        <w:rPr>
+          <w:rFonts w:ascii="Times New Roman" w:hAnsi="Times New Roman"/>
+          <w:lang w:val="en-US"/>
+        </w:rPr>
+        <w:t xml:space="preserve">    </w:t>
+      </w:r>
+      <w:proofErr w:type="gramStart"/>
+      <w:r>
+        <w:rPr>
+          <w:rFonts w:ascii="Times New Roman" w:hAnsi="Times New Roman"/>
+          <w:lang w:val="en-US"/>
+        </w:rPr>
+        <w:t>switch</w:t>
+      </w:r>
+      <w:proofErr w:type="gramEnd"/>
+      <w:r>
+        <w:rPr>
+          <w:rFonts w:ascii="Times New Roman" w:hAnsi="Times New Roman"/>
+          <w:lang w:val="en-US"/>
+        </w:rPr>
+        <w:t xml:space="preserve"> a % 2 {</w:t>
+      </w:r>
+    </w:p>
+    <w:p>
+      <w:pPr>
+        <w:spacing w:before="0" w:beforeAutospacing="0" w:after="0" w:afterAutospacing="0" w:line="320" w:lineRule="exact"/>
+        <w:rPr>
+          <w:rFonts w:ascii="Times New Roman" w:hAnsi="Times New Roman"/>
+          <w:lang w:val="en-US"/>
+        </w:rPr>
+      </w:pPr>
+      <w:r>
+        <w:rPr>
+          <w:rFonts w:ascii="Times New Roman" w:hAnsi="Times New Roman"/>
+          <w:lang w:val="en-US"/>
+        </w:rPr>
+        <w:t xml:space="preserve">    </w:t>
+      </w:r>
+      <w:proofErr w:type="gramStart"/>
+      <w:r>
+        <w:rPr>
+          <w:rFonts w:ascii="Times New Roman" w:hAnsi="Times New Roman"/>
+          <w:lang w:val="en-US"/>
+        </w:rPr>
+        <w:t>case</w:t>
+      </w:r>
+      <w:proofErr w:type="gramEnd"/>
+      <w:r>
+        <w:rPr>
+          <w:rFonts w:ascii="Times New Roman" w:hAnsi="Times New Roman"/>
+          <w:lang w:val="en-US"/>
+        </w:rPr>
+        <w:t xml:space="preserve"> 0: print("a </w:t>
+      </w:r>
+      <w:r>
+        <w:rPr>
+          <w:rFonts w:ascii="Times New Roman" w:hAnsi="Times New Roman"/>
+        </w:rPr>
+        <w:t>чётное</w:t>
+      </w:r>
+      <w:r>
+        <w:rPr>
+          <w:rFonts w:ascii="Times New Roman" w:hAnsi="Times New Roman"/>
+          <w:lang w:val="en-US"/>
+        </w:rPr>
+        <w:t>")</w:t>
+      </w:r>
+    </w:p>
+    <w:p>
+      <w:pPr>
+        <w:spacing w:before="0" w:beforeAutospacing="0" w:after="0" w:afterAutospacing="0" w:line="320" w:lineRule="exact"/>
+        <w:rPr>
+          <w:rFonts w:ascii="Times New Roman" w:hAnsi="Times New Roman"/>
+          <w:lang w:val="en-US"/>
+        </w:rPr>
+      </w:pPr>
+      <w:r>
+        <w:rPr>
+          <w:rFonts w:ascii="Times New Roman" w:hAnsi="Times New Roman"/>
+          <w:lang w:val="en-US"/>
+        </w:rPr>
+        <w:t xml:space="preserve">    </w:t>
+      </w:r>
+      <w:proofErr w:type="gramStart"/>
+      <w:r>
+        <w:rPr>
+          <w:rFonts w:ascii="Times New Roman" w:hAnsi="Times New Roman"/>
+          <w:lang w:val="en-US"/>
+        </w:rPr>
+        <w:t>default</w:t>
+      </w:r>
+      <w:proofErr w:type="gramEnd"/>
+      <w:r>
+        <w:rPr>
+          <w:rFonts w:ascii="Times New Roman" w:hAnsi="Times New Roman"/>
+          <w:lang w:val="en-US"/>
+        </w:rPr>
+        <w:t xml:space="preserve">: print("a </w:t>
+      </w:r>
+      <w:r>
+        <w:rPr>
+          <w:rFonts w:ascii="Times New Roman" w:hAnsi="Times New Roman"/>
+        </w:rPr>
+        <w:t>нечётное</w:t>
+      </w:r>
+      <w:r>
+        <w:rPr>
+          <w:rFonts w:ascii="Times New Roman" w:hAnsi="Times New Roman"/>
+          <w:lang w:val="en-US"/>
+        </w:rPr>
+        <w:t>")</w:t>
+      </w:r>
+    </w:p>
+    <w:p>
+      <w:pPr>
+        <w:spacing w:before="0" w:beforeAutospacing="0" w:after="0" w:afterAutospacing="0" w:line="320" w:lineRule="exact"/>
+        <w:rPr>
+          <w:rFonts w:ascii="Times New Roman" w:hAnsi="Times New Roman"/>
+          <w:lang w:val="en-US"/>
+        </w:rPr>
+      </w:pPr>
+      <w:r>
+        <w:rPr>
+          <w:rFonts w:ascii="Times New Roman" w:hAnsi="Times New Roman"/>
+          <w:lang w:val="en-US"/>
+        </w:rPr>
+        <w:t xml:space="preserve">    }</w:t>
+      </w:r>
+    </w:p>
+    <w:p>
+      <w:pPr>
+        <w:spacing w:before="0" w:beforeAutospacing="0" w:after="0" w:afterAutospacing="0" w:line="320" w:lineRule="exact"/>
+        <w:rPr>
+          <w:rFonts w:ascii="Times New Roman" w:hAnsi="Times New Roman"/>
+          <w:lang w:val="en-US"/>
+        </w:rPr>
+      </w:pPr>
+      <w:r>
+        <w:rPr>
+          <w:rFonts w:ascii="Times New Roman" w:hAnsi="Times New Roman"/>
+          <w:lang w:val="en-US"/>
+        </w:rPr>
+        <w:t xml:space="preserve">    // guard</w:t>
+      </w:r>
+    </w:p>
+    <w:p>
+      <w:pPr>
+        <w:spacing w:before="0" w:beforeAutospacing="0" w:after="0" w:afterAutospacing="0" w:line="320" w:lineRule="exact"/>
+        <w:rPr>
+          <w:rFonts w:ascii="Times New Roman" w:hAnsi="Times New Roman"/>
+          <w:lang w:val="en-US"/>
+        </w:rPr>
+      </w:pPr>
+      <w:r>
+        <w:rPr>
+          <w:rFonts w:ascii="Times New Roman" w:hAnsi="Times New Roman"/>
+          <w:lang w:val="en-US"/>
+        </w:rPr>
+        <w:t xml:space="preserve">    </w:t>
+      </w:r>
+      <w:proofErr w:type="spellStart"/>
+      <w:proofErr w:type="gramStart"/>
+      <w:r>
+        <w:rPr>
+          <w:rFonts w:ascii="Times New Roman" w:hAnsi="Times New Roman"/>
+          <w:lang w:val="en-US"/>
+        </w:rPr>
+        <w:t>func</w:t>
+      </w:r>
+      <w:proofErr w:type="spellEnd"/>
+      <w:proofErr w:type="gramEnd"/>
+      <w:r>
+        <w:rPr>
+          <w:rFonts w:ascii="Times New Roman" w:hAnsi="Times New Roman"/>
+          <w:lang w:val="en-US"/>
+        </w:rPr>
+        <w:t xml:space="preserve"> </w:t>
+      </w:r>
+      <w:proofErr w:type="spellStart"/>
+      <w:r>
+        <w:rPr>
+          <w:rFonts w:ascii="Times New Roman" w:hAnsi="Times New Roman"/>
+          <w:lang w:val="en-US"/>
+        </w:rPr>
+        <w:t>checkPositive</w:t>
+      </w:r>
+      <w:proofErr w:type="spellEnd"/>
+      <w:r>
+        <w:rPr>
+          <w:rFonts w:ascii="Times New Roman" w:hAnsi="Times New Roman"/>
+          <w:lang w:val="en-US"/>
+        </w:rPr>
+        <w:t xml:space="preserve">(_ </w:t>
+      </w:r>
+      <w:proofErr w:type="spellStart"/>
+      <w:r>
+        <w:rPr>
+          <w:rFonts w:ascii="Times New Roman" w:hAnsi="Times New Roman"/>
+          <w:lang w:val="en-US"/>
+        </w:rPr>
+        <w:t>num</w:t>
+      </w:r>
+      <w:proofErr w:type="spellEnd"/>
+      <w:r>
+        <w:rPr>
+          <w:rFonts w:ascii="Times New Roman" w:hAnsi="Times New Roman"/>
+          <w:lang w:val="en-US"/>
+        </w:rPr>
+        <w:t xml:space="preserve">: </w:t>
+      </w:r>
+      <w:proofErr w:type="spellStart"/>
+      <w:r>
+        <w:rPr>
+          <w:rFonts w:ascii="Times New Roman" w:hAnsi="Times New Roman"/>
+          <w:lang w:val="en-US"/>
+        </w:rPr>
+        <w:t>Int</w:t>
+      </w:r>
+      <w:proofErr w:type="spellEnd"/>
+      <w:r>
+        <w:rPr>
+          <w:rFonts w:ascii="Times New Roman" w:hAnsi="Times New Roman"/>
+          <w:lang w:val="en-US"/>
+        </w:rPr>
+        <w:t>) {</w:t>
+      </w:r>
+    </w:p>
+    <w:p>
+      <w:pPr>
+        <w:spacing w:before="0" w:beforeAutospacing="0" w:after="0" w:afterAutospacing="0" w:line="320" w:lineRule="exact"/>
+        <w:rPr>
+          <w:rFonts w:ascii="Times New Roman" w:hAnsi="Times New Roman"/>
+          <w:lang w:val="en-US"/>
+        </w:rPr>
+      </w:pPr>
+      <w:r>
+        <w:rPr>
+          <w:rFonts w:ascii="Times New Roman" w:hAnsi="Times New Roman"/>
+          <w:lang w:val="en-US"/>
+        </w:rPr>
+        <w:t xml:space="preserve">        </w:t>
+      </w:r>
+      <w:proofErr w:type="gramStart"/>
+      <w:r>
+        <w:rPr>
+          <w:rFonts w:ascii="Times New Roman" w:hAnsi="Times New Roman"/>
+          <w:lang w:val="en-US"/>
+        </w:rPr>
+        <w:t>guard</w:t>
+      </w:r>
+      <w:proofErr w:type="gramEnd"/>
+      <w:r>
+        <w:rPr>
+          <w:rFonts w:ascii="Times New Roman" w:hAnsi="Times New Roman"/>
+          <w:lang w:val="en-US"/>
+        </w:rPr>
+        <w:t xml:space="preserve"> </w:t>
+      </w:r>
+      <w:proofErr w:type="spellStart"/>
+      <w:r>
+        <w:rPr>
+          <w:rFonts w:ascii="Times New Roman" w:hAnsi="Times New Roman"/>
+          <w:lang w:val="en-US"/>
+        </w:rPr>
+        <w:t>num</w:t>
+      </w:r>
+      <w:proofErr w:type="spellEnd"/>
+      <w:r>
+        <w:rPr>
+          <w:rFonts w:ascii="Times New Roman" w:hAnsi="Times New Roman"/>
+          <w:lang w:val="en-US"/>
+        </w:rPr>
+        <w:t xml:space="preserve"> &gt;= 0 else {</w:t>
+      </w:r>
+    </w:p>
+    <w:p>
+      <w:pPr>
+        <w:spacing w:before="0" w:beforeAutospacing="0" w:after="0" w:afterAutospacing="0" w:line="320" w:lineRule="exact"/>
+        <w:rPr>
+          <w:rFonts w:ascii="Times New Roman" w:hAnsi="Times New Roman"/>
+        </w:rPr>
+      </w:pPr>
+      <w:r>
+        <w:rPr>
+          <w:rFonts w:ascii="Times New Roman" w:hAnsi="Times New Roman"/>
+          <w:lang w:val="en-US"/>
+        </w:rPr>
+        <w:t xml:space="preserve">            </w:t>
+      </w:r>
+      <w:proofErr w:type="gramStart"/>
+      <w:r>
+        <w:rPr>
+          <w:rFonts w:ascii="Times New Roman" w:hAnsi="Times New Roman"/>
+          <w:lang w:val="en-US"/>
+        </w:rPr>
+        <w:t>print</w:t>
+      </w:r>
+      <w:r>
+        <w:rPr>
+          <w:rFonts w:ascii="Times New Roman" w:hAnsi="Times New Roman"/>
+        </w:rPr>
+        <w:t>(</w:t>
+      </w:r>
+      <w:proofErr w:type="gramEnd"/>
+      <w:r>
+        <w:rPr>
+          <w:rFonts w:ascii="Times New Roman" w:hAnsi="Times New Roman"/>
+        </w:rPr>
+        <w:t>"\(</w:t>
+      </w:r>
+      <w:proofErr w:type="spellStart"/>
+      <w:r>
+        <w:rPr>
+          <w:rFonts w:ascii="Times New Roman" w:hAnsi="Times New Roman"/>
+          <w:lang w:val="en-US"/>
+        </w:rPr>
+        <w:t>num</w:t>
+      </w:r>
+      <w:proofErr w:type="spellEnd"/>
+      <w:r>
+        <w:rPr>
+          <w:rFonts w:ascii="Times New Roman" w:hAnsi="Times New Roman"/>
+        </w:rPr>
+        <w:t xml:space="preserve">) </w:t>
+      </w:r>
+      <w:r>
+        <w:rPr>
+          <w:rFonts w:ascii="Times New Roman" w:hAnsi="Times New Roman"/>
+        </w:rPr>
+        <w:t>отрицательное</w:t>
+      </w:r>
+      <w:r>
+        <w:rPr>
+          <w:rFonts w:ascii="Times New Roman" w:hAnsi="Times New Roman"/>
+        </w:rPr>
+        <w:t xml:space="preserve"> – </w:t>
+      </w:r>
+      <w:r>
+        <w:rPr>
+          <w:rFonts w:ascii="Times New Roman" w:hAnsi="Times New Roman"/>
+        </w:rPr>
+        <w:t>недопустимо</w:t>
+      </w:r>
+      <w:r>
+        <w:rPr>
+          <w:rFonts w:ascii="Times New Roman" w:hAnsi="Times New Roman"/>
+        </w:rPr>
+        <w:t>")</w:t>
+      </w:r>
+    </w:p>
+    <w:p>
+      <w:pPr>
+        <w:spacing w:before="0" w:beforeAutospacing="0" w:after="0" w:afterAutospacing="0" w:line="320" w:lineRule="exact"/>
+        <w:rPr>
+          <w:rFonts w:ascii="Times New Roman" w:hAnsi="Times New Roman"/>
+        </w:rPr>
+      </w:pPr>
+      <w:r>
+        <w:rPr>
+          <w:rFonts w:ascii="Times New Roman" w:hAnsi="Times New Roman"/>
         </w:rPr>
         <w:t xml:space="preserve">            </w:t>
       </w:r>
@@ -3652,13 +3744,11 @@
         <w:spacing w:before="0" w:beforeAutospacing="0" w:after="0" w:afterAutospacing="0" w:line="320" w:lineRule="exact"/>
         <w:rPr>
           <w:rFonts w:ascii="Times New Roman" w:hAnsi="Times New Roman"/>
-          <w:lang w:val="en-US"/>
         </w:rPr>
       </w:pPr>
       <w:r>
         <w:rPr>
           <w:rFonts w:ascii="Times New Roman" w:hAnsi="Times New Roman"/>
-          <w:lang w:val="en-US"/>
         </w:rPr>
         <w:t xml:space="preserve">        }</w:t>
       </w:r>
@@ -3668,13 +3758,11 @@
         <w:spacing w:before="0" w:beforeAutospacing="0" w:after="0" w:afterAutospacing="0" w:line="320" w:lineRule="exact"/>
         <w:rPr>
           <w:rFonts w:ascii="Times New Roman" w:hAnsi="Times New Roman"/>
-          <w:lang w:val="en-US"/>
         </w:rPr>
       </w:pPr>
       <w:r>
         <w:rPr>
           <w:rFonts w:ascii="Times New Roman" w:hAnsi="Times New Roman"/>
-          <w:lang w:val="en-US"/>
         </w:rPr>
         <w:t xml:space="preserve">        </w:t>
       </w:r>
@@ -3684,13 +3772,18 @@
           <w:rFonts w:ascii="Times New Roman" w:hAnsi="Times New Roman"/>
           <w:lang w:val="en-US"/>
         </w:rPr>
-        <w:t>print(</w:t>
+        <w:t>print</w:t>
+      </w:r>
+      <w:r>
+        <w:rPr>
+          <w:rFonts w:ascii="Times New Roman" w:hAnsi="Times New Roman"/>
+        </w:rPr>
+        <w:t>(</w:t>
       </w:r>
       <w:proofErr w:type="gramEnd"/>
       <w:r>
         <w:rPr>
           <w:rFonts w:ascii="Times New Roman" w:hAnsi="Times New Roman"/>
-          <w:lang w:val="en-US"/>
         </w:rPr>
         <w:t>"\(</w:t>
       </w:r>
@@ -3706,7 +3799,6 @@
       <w:r>
         <w:rPr>
           <w:rFonts w:ascii="Times New Roman" w:hAnsi="Times New Roman"/>
-          <w:lang w:val="en-US"/>
         </w:rPr>
         <w:t xml:space="preserve">) </w:t>
       </w:r>
@@ -3719,7 +3811,6 @@
       <w:r>
         <w:rPr>
           <w:rFonts w:ascii="Times New Roman" w:hAnsi="Times New Roman"/>
-          <w:lang w:val="en-US"/>
         </w:rPr>
         <w:t>")</w:t>
       </w:r>
@@ -3729,13 +3820,11 @@
         <w:spacing w:before="0" w:beforeAutospacing="0" w:after="0" w:afterAutospacing="0" w:line="320" w:lineRule="exact"/>
         <w:rPr>
           <w:rFonts w:ascii="Times New Roman" w:hAnsi="Times New Roman"/>
-          <w:lang w:val="en-US"/>
         </w:rPr>
       </w:pPr>
       <w:r>
         <w:rPr>
           <w:rFonts w:ascii="Times New Roman" w:hAnsi="Times New Roman"/>
-          <w:lang w:val="en-US"/>
         </w:rPr>
         <w:t xml:space="preserve">    }</w:t>
       </w:r>
@@ -3745,13 +3834,11 @@
         <w:spacing w:before="0" w:beforeAutospacing="0" w:after="0" w:afterAutospacing="0" w:line="320" w:lineRule="exact"/>
         <w:rPr>
           <w:rFonts w:ascii="Times New Roman" w:hAnsi="Times New Roman"/>
-          <w:lang w:val="en-US"/>
         </w:rPr>
       </w:pPr>
       <w:r>
         <w:rPr>
           <w:rFonts w:ascii="Times New Roman" w:hAnsi="Times New Roman"/>
-          <w:lang w:val="en-US"/>
         </w:rPr>
         <w:t xml:space="preserve">    </w:t>
       </w:r>
@@ -3768,7 +3855,6 @@
       <w:r>
         <w:rPr>
           <w:rFonts w:ascii="Times New Roman" w:hAnsi="Times New Roman"/>
-          <w:lang w:val="en-US"/>
         </w:rPr>
         <w:t>(</w:t>
       </w:r>
@@ -3778,7 +3864,13 @@
           <w:rFonts w:ascii="Times New Roman" w:hAnsi="Times New Roman"/>
           <w:lang w:val="en-US"/>
         </w:rPr>
-        <w:t>b)</w:t>
+        <w:t>b</w:t>
+      </w:r>
+      <w:r>
+        <w:rPr>
+          <w:rFonts w:ascii="Times New Roman" w:hAnsi="Times New Roman"/>
+        </w:rPr>
+        <w:t>)</w:t>
       </w:r>
     </w:p>
     <w:p>
@@ -3786,14 +3878,13 @@
         <w:spacing w:before="0" w:beforeAutospacing="0" w:after="0" w:afterAutospacing="0" w:line="320" w:lineRule="exact"/>
         <w:rPr>
           <w:rFonts w:ascii="Times New Roman" w:hAnsi="Times New Roman"/>
-          <w:lang w:val="en-US"/>
         </w:rPr>
       </w:pPr>
       <w:r>
         <w:rPr>
           <w:rFonts w:ascii="Times New Roman" w:hAnsi="Times New Roman"/>
-          <w:lang w:val="en-US"/>
-        </w:rPr>
+        </w:rPr>
+        <w:lastRenderedPageBreak/>
         <w:t xml:space="preserve">    // </w:t>
       </w:r>
       <w:r>
@@ -3805,7 +3896,6 @@
       <w:r>
         <w:rPr>
           <w:rFonts w:ascii="Times New Roman" w:hAnsi="Times New Roman"/>
-          <w:lang w:val="en-US"/>
         </w:rPr>
         <w:t xml:space="preserve"> </w:t>
       </w:r>
@@ -3827,7 +3917,6 @@
       <w:r>
         <w:rPr>
           <w:rFonts w:ascii="Times New Roman" w:hAnsi="Times New Roman"/>
-          <w:lang w:val="en-US"/>
         </w:rPr>
         <w:t xml:space="preserve">    </w:t>
       </w:r>
@@ -4257,7 +4346,6 @@
           <w:rFonts w:ascii="Times New Roman" w:hAnsi="Times New Roman"/>
           <w:lang w:val="en-US"/>
         </w:rPr>
-        <w:lastRenderedPageBreak/>
         <w:t xml:space="preserve">    </w:t>
       </w:r>
       <w:proofErr w:type="gramStart"/>
@@ -4455,6 +4543,7 @@
         <w:spacing w:before="0" w:beforeAutospacing="0" w:after="0" w:afterAutospacing="0" w:line="320" w:lineRule="exact"/>
         <w:rPr>
           <w:rFonts w:ascii="Times New Roman" w:hAnsi="Times New Roman"/>
+          <w:lang w:val="en-US"/>
         </w:rPr>
       </w:pPr>
       <w:r>
@@ -4464,17 +4553,19 @@
         </w:rPr>
         <w:t xml:space="preserve">    </w:t>
       </w:r>
-      <w:proofErr w:type="spellStart"/>
-      <w:r>
-        <w:rPr>
-          <w:rFonts w:ascii="Times New Roman" w:hAnsi="Times New Roman"/>
+      <w:proofErr w:type="gramStart"/>
+      <w:r>
+        <w:rPr>
+          <w:rFonts w:ascii="Times New Roman" w:hAnsi="Times New Roman"/>
+          <w:lang w:val="en-US"/>
         </w:rPr>
         <w:t>repeat</w:t>
       </w:r>
-      <w:proofErr w:type="spellEnd"/>
-      <w:r>
-        <w:rPr>
-          <w:rFonts w:ascii="Times New Roman" w:hAnsi="Times New Roman"/>
+      <w:proofErr w:type="gramEnd"/>
+      <w:r>
+        <w:rPr>
+          <w:rFonts w:ascii="Times New Roman" w:hAnsi="Times New Roman"/>
+          <w:lang w:val="en-US"/>
         </w:rPr>
         <w:t xml:space="preserve"> {</w:t>
       </w:r>
@@ -4489,6 +4580,7 @@
       <w:r>
         <w:rPr>
           <w:rFonts w:ascii="Times New Roman" w:hAnsi="Times New Roman"/>
+          <w:lang w:val="en-US"/>
         </w:rPr>
         <w:t xml:space="preserve">        </w:t>
       </w:r>
@@ -5457,14 +5549,6 @@
           <w:rFonts w:ascii="Times New Roman" w:hAnsi="Times New Roman"/>
         </w:rPr>
       </w:pPr>
-    </w:p>
-    <w:p>
-      <w:pPr>
-        <w:spacing w:before="0" w:beforeAutospacing="0" w:after="0" w:afterAutospacing="0" w:line="320" w:lineRule="exact"/>
-        <w:rPr>
-          <w:rFonts w:ascii="Times New Roman" w:hAnsi="Times New Roman"/>
-        </w:rPr>
-      </w:pPr>
       <w:proofErr w:type="spellStart"/>
       <w:proofErr w:type="gramStart"/>
       <w:r>
@@ -5509,14 +5593,6 @@
         </w:rPr>
         <w:t>Результаты расчета базовых метрик Холстеда вручную приведены в таблице 1.</w:t>
       </w:r>
-    </w:p>
-    <w:p>
-      <w:pPr>
-        <w:spacing w:before="0" w:beforeAutospacing="0" w:after="160" w:afterAutospacing="0" w:line="259" w:lineRule="auto"/>
-        <w:rPr>
-          <w:rFonts w:ascii="Times New Roman" w:hAnsi="Times New Roman"/>
-        </w:rPr>
-      </w:pPr>
       <w:r>
         <w:rPr>
           <w:rFonts w:ascii="Times New Roman" w:hAnsi="Times New Roman"/>
@@ -19480,10 +19556,10 @@
           <wp:anchor distT="0" distB="0" distL="114300" distR="114300" simplePos="0" relativeHeight="251658240" behindDoc="0" locked="0" layoutInCell="1" allowOverlap="1">
             <wp:simplePos x="0" y="0"/>
             <wp:positionH relativeFrom="margin">
-              <wp:align>left</wp:align>
+              <wp:align>right</wp:align>
             </wp:positionH>
             <wp:positionV relativeFrom="paragraph">
-              <wp:posOffset>295910</wp:posOffset>
+              <wp:posOffset>1006475</wp:posOffset>
             </wp:positionV>
             <wp:extent cx="5940425" cy="6356350"/>
             <wp:effectExtent l="0" t="0" r="3175" b="6350"/>
@@ -19530,7 +19606,78 @@
         <w:rPr>
           <w:rFonts w:ascii="Times New Roman" w:hAnsi="Times New Roman"/>
         </w:rPr>
-        <w:t>Результат работы программы для расчета метрик Холстеда представлен на рисунках 1</w:t>
+        <w:t>Программа-</w:t>
+      </w:r>
+      <w:proofErr w:type="spellStart"/>
+      <w:r>
+        <w:rPr>
+          <w:rFonts w:ascii="Times New Roman" w:hAnsi="Times New Roman"/>
+        </w:rPr>
+        <w:t>парсер</w:t>
+      </w:r>
+      <w:proofErr w:type="spellEnd"/>
+      <w:r>
+        <w:rPr>
+          <w:rFonts w:ascii="Times New Roman" w:hAnsi="Times New Roman"/>
+        </w:rPr>
+        <w:t xml:space="preserve"> написана на языке </w:t>
+      </w:r>
+      <w:r>
+        <w:rPr>
+          <w:rFonts w:ascii="Times New Roman" w:hAnsi="Times New Roman"/>
+          <w:lang w:val="en-US"/>
+        </w:rPr>
+        <w:t>JavaScript</w:t>
+      </w:r>
+      <w:r>
+        <w:rPr>
+          <w:rFonts w:ascii="Times New Roman" w:hAnsi="Times New Roman"/>
+        </w:rPr>
+        <w:t xml:space="preserve"> </w:t>
+      </w:r>
+      <w:r>
+        <w:rPr>
+          <w:rFonts w:ascii="Times New Roman" w:hAnsi="Times New Roman"/>
+        </w:rPr>
+        <w:t xml:space="preserve">с использованием </w:t>
+      </w:r>
+      <w:r>
+        <w:rPr>
+          <w:rFonts w:ascii="Times New Roman" w:hAnsi="Times New Roman"/>
+          <w:lang w:val="en-US"/>
+        </w:rPr>
+        <w:t>HTML</w:t>
+      </w:r>
+      <w:r>
+        <w:rPr>
+          <w:rFonts w:ascii="Times New Roman" w:hAnsi="Times New Roman"/>
+        </w:rPr>
+        <w:t xml:space="preserve"> </w:t>
+      </w:r>
+      <w:r>
+        <w:rPr>
+          <w:rFonts w:ascii="Times New Roman" w:hAnsi="Times New Roman"/>
+        </w:rPr>
+        <w:t xml:space="preserve">и </w:t>
+      </w:r>
+      <w:r>
+        <w:rPr>
+          <w:rFonts w:ascii="Times New Roman" w:hAnsi="Times New Roman"/>
+          <w:lang w:val="en-US"/>
+        </w:rPr>
+        <w:t>CSS</w:t>
+      </w:r>
+      <w:r>
+        <w:rPr>
+          <w:rFonts w:ascii="Times New Roman" w:hAnsi="Times New Roman"/>
+        </w:rPr>
+        <w:t xml:space="preserve">. Результатом работы программы является вывод таблицы операторов и операндов, а также результата расчета базовых и расширенных метрик Холстеда. </w:t>
+      </w:r>
+      <w:r>
+        <w:rPr>
+          <w:rFonts w:ascii="Times New Roman" w:hAnsi="Times New Roman"/>
+        </w:rPr>
+        <w:t>Результат работы программы представлен на рисунках 1</w:t>
       </w:r>
       <w:r>
         <w:rPr>
@@ -19538,13 +19685,17 @@
         </w:rPr>
         <w:t>-4</w:t>
       </w:r>
-      <w:bookmarkStart w:id="0" w:name="_GoBack"/>
-      <w:bookmarkEnd w:id="0"/>
       <w:r>
         <w:rPr>
           <w:rFonts w:ascii="Times New Roman" w:hAnsi="Times New Roman"/>
         </w:rPr>
         <w:t>.</w:t>
+      </w:r>
+      <w:r>
+        <w:rPr>
+          <w:rFonts w:ascii="Times New Roman" w:hAnsi="Times New Roman"/>
+        </w:rPr>
+        <w:t xml:space="preserve"> </w:t>
       </w:r>
     </w:p>
     <w:p>
@@ -19569,35 +19720,17 @@
         </w:rPr>
         <w:t>Рисунок 1</w:t>
       </w:r>
+      <w:r>
+        <w:rPr>
+          <w:rFonts w:ascii="Times New Roman" w:hAnsi="Times New Roman"/>
+        </w:rPr>
+        <w:t xml:space="preserve"> – Ввод кода анализируемой программы и начало результирующей таблицы</w:t>
+      </w:r>
     </w:p>
     <w:p>
       <w:pPr>
         <w:spacing w:before="0" w:beforeAutospacing="0" w:after="0" w:afterAutospacing="0" w:line="320" w:lineRule="exact"/>
         <w:jc w:val="center"/>
-        <w:rPr>
-          <w:rFonts w:ascii="Times New Roman" w:hAnsi="Times New Roman"/>
-        </w:rPr>
-      </w:pPr>
-    </w:p>
-    <w:p>
-      <w:pPr>
-        <w:spacing w:before="0" w:beforeAutospacing="0" w:after="0" w:afterAutospacing="0" w:line="320" w:lineRule="exact"/>
-        <w:rPr>
-          <w:rFonts w:ascii="Times New Roman" w:hAnsi="Times New Roman"/>
-        </w:rPr>
-      </w:pPr>
-    </w:p>
-    <w:p>
-      <w:pPr>
-        <w:spacing w:before="0" w:beforeAutospacing="0" w:after="0" w:afterAutospacing="0" w:line="320" w:lineRule="exact"/>
-        <w:rPr>
-          <w:rFonts w:ascii="Times New Roman" w:hAnsi="Times New Roman"/>
-        </w:rPr>
-      </w:pPr>
-    </w:p>
-    <w:p>
-      <w:pPr>
-        <w:spacing w:before="0" w:beforeAutospacing="0" w:after="0" w:afterAutospacing="0" w:line="320" w:lineRule="exact"/>
         <w:rPr>
           <w:rFonts w:ascii="Times New Roman" w:hAnsi="Times New Roman"/>
         </w:rPr>
@@ -19738,6 +19871,12 @@
         </w:rPr>
         <w:t>Рисунок 2</w:t>
       </w:r>
+      <w:r>
+        <w:rPr>
+          <w:rFonts w:ascii="Times New Roman" w:hAnsi="Times New Roman"/>
+        </w:rPr>
+        <w:t xml:space="preserve"> – Продолжение результирующей таблицы</w:t>
+      </w:r>
     </w:p>
     <w:p>
       <w:pPr>
@@ -19925,6 +20064,12 @@
         </w:rPr>
         <w:t>Рисунок 3</w:t>
       </w:r>
+      <w:r>
+        <w:rPr>
+          <w:rFonts w:ascii="Times New Roman" w:hAnsi="Times New Roman"/>
+        </w:rPr>
+        <w:t xml:space="preserve"> – Продолжение результирующей таблицы</w:t>
+      </w:r>
     </w:p>
     <w:p>
       <w:pPr>
@@ -20011,6 +20156,14 @@
         </w:rPr>
         <w:t>Рисунок 4</w:t>
       </w:r>
+      <w:r>
+        <w:rPr>
+          <w:rFonts w:ascii="Times New Roman" w:hAnsi="Times New Roman"/>
+        </w:rPr>
+        <w:t xml:space="preserve"> – Окончание результирующей таблицы и результат расчета метрик Холстеда</w:t>
+      </w:r>
+      <w:bookmarkStart w:id="0" w:name="_GoBack"/>
+      <w:bookmarkEnd w:id="0"/>
     </w:p>
     <w:sectPr>
       <w:pgSz w:w="11906" w:h="16838"/>
